--- a/.ai-workflow/work/tasks/현장방문대비/30 관리 산출물/개발/md2docx/README.docx
+++ b/.ai-workflow/work/tasks/현장방문대비/30 관리 산출물/개발/md2docx/README.docx
@@ -2,7 +2,6 @@
 <file path=word/document.xml><?xml version="1.0" encoding="utf-8"?>
 <w:document xmlns:w="http://schemas.openxmlformats.org/wordprocessingml/2006/main" xmlns:m="http://schemas.openxmlformats.org/officeDocument/2006/math" xmlns:r="http://schemas.openxmlformats.org/officeDocument/2006/relationships" xmlns:o="urn:schemas-microsoft-com:office:office" xmlns:v="urn:schemas-microsoft-com:vml" xmlns:w10="urn:schemas-microsoft-com:office:word" xmlns:a="http://schemas.openxmlformats.org/drawingml/2006/main" xmlns:pic="http://schemas.openxmlformats.org/drawingml/2006/picture" xmlns:wp="http://schemas.openxmlformats.org/drawingml/2006/wordprocessingDrawing">
   <w:body>
-    <w:bookmarkStart w:id="21" w:name="개발-담당-산출물-작성-현황"/>
     <w:p>
       <w:pPr>
         <w:pStyle w:val="Heading1"/>
@@ -258,7 +257,6 @@
         </w:tc>
       </w:tr>
     </w:tbl>
-    <w:bookmarkStart w:id="9" w:name="X8b40fa0f83c9a3d9e140c79102b96997e7cb995"/>
     <w:p>
       <w:pPr>
         <w:pStyle w:val="Heading2"/>
@@ -381,8 +379,6 @@
         <w:t xml:space="preserve">잡 실패(문서 링크 11건)다. 배포 절차(JSA-PF-RL-002)를 따르기 전에는 10·11번을 먼저 본다.</w:t>
       </w:r>
     </w:p>
-    <w:bookmarkEnd w:id="9"/>
-    <w:bookmarkStart w:id="10" w:name="X492509eaef3d4d4cc9264ecf8b338e90bcca5a0"/>
     <w:p>
       <w:pPr>
         <w:pStyle w:val="Heading2"/>
@@ -2052,8 +2048,6 @@
         </w:tc>
       </w:tr>
     </w:tbl>
-    <w:bookmarkEnd w:id="10"/>
-    <w:bookmarkStart w:id="11" w:name="Xc5c8b81bbd79864a5c74acb226f319d2a24d907"/>
     <w:p>
       <w:pPr>
         <w:pStyle w:val="Heading2"/>
@@ -2116,8 +2110,6 @@
         <w:t xml:space="preserve">으로 옮겼다. 작성하지 않았다.</w:t>
       </w:r>
     </w:p>
-    <w:bookmarkEnd w:id="11"/>
-    <w:bookmarkStart w:id="17" w:name="X68ac344d0be4728f1609b119d6968fec4adb697"/>
     <w:p>
       <w:pPr>
         <w:pStyle w:val="Heading2"/>
@@ -2146,7 +2138,6 @@
         <w:t xml:space="preserve">) 표시와 본문의 '확인 필요'·'미정' 문구를 따른다.</w:t>
       </w:r>
     </w:p>
-    <w:bookmarkStart w:id="12" w:name="X6fb8cb18cbfe70c06bb0ac9a1a0506fbbe6689e"/>
     <w:p>
       <w:pPr>
         <w:pStyle w:val="Heading3"/>
@@ -2203,8 +2194,6 @@
         <w:t xml:space="preserve">보안 전담조직·정보보호 최고책임자·주요 직무자 지정(JSA-CM-CT-002 의 1.2.1, 2.1.2)과 교육 시행·침해사고 대응 절차·침해사고 보고·장애 보고·법적요구사항 준수의 담당(같은 문서의 2.3.2, 5.1.1, 5.2.1, 6.1.2, 7.1.1). JSA-CM-CT-002 에서 담당이 확인 필요인 항목은 이 7건과 4.2 의 14.1.1, 14.1.3, 14.1.4 를 합해 10건이며, 모두 조치 계획이 보안 운영체계 구성(T080, WBS ID 34) 단독인 항목이다.</w:t>
       </w:r>
     </w:p>
-    <w:bookmarkEnd w:id="12"/>
-    <w:bookmarkStart w:id="13" w:name="Xca549388f6a8797c8f5741717a23583ed1d16c1"/>
     <w:p>
       <w:pPr>
         <w:pStyle w:val="Heading3"/>
@@ -2312,8 +2301,6 @@
         <w:t xml:space="preserve">발주처 보안 요구사항, 보안서비스 수준 협약, 사고·장애 협조체계(JSA-CM-CT-002 의 14.1.1, 14.1.3, 14.1.4).</w:t>
       </w:r>
     </w:p>
-    <w:bookmarkEnd w:id="13"/>
-    <w:bookmarkStart w:id="14" w:name="X78b4bb92270b7cfaecef68df165296518b89d52"/>
     <w:p>
       <w:pPr>
         <w:pStyle w:val="Heading3"/>
@@ -2358,8 +2345,6 @@
         <w:t xml:space="preserve">프로토타입에서 도출한 요구사항 후보 FR-P1~P5 의 우선순위, 망 분리 환경 요구.</w:t>
       </w:r>
     </w:p>
-    <w:bookmarkEnd w:id="14"/>
-    <w:bookmarkStart w:id="15" w:name="Xb7f5e032d64c062f708b51a33f841dcea611244"/>
     <w:p>
       <w:pPr>
         <w:pStyle w:val="Heading3"/>
@@ -2545,8 +2530,6 @@
         <w:t xml:space="preserve">비밀번호 정책, 다중 요소 인증 제공 방식, 불법 로그인 시도 경고, 세션 유지 시간(JSA-CM-CT-002 의 10.3.2~10.3.4).</w:t>
       </w:r>
     </w:p>
-    <w:bookmarkEnd w:id="15"/>
-    <w:bookmarkStart w:id="16" w:name="Xb1cb0e34396861afbb29c4f794a01855b5166ad"/>
     <w:p>
       <w:pPr>
         <w:pStyle w:val="Heading3"/>
@@ -2663,9 +2646,6 @@
         <w:t xml:space="preserve">) 갱신(JSA-PF-DS-004 1절, 5절 5번).</w:t>
       </w:r>
     </w:p>
-    <w:bookmarkEnd w:id="16"/>
-    <w:bookmarkEnd w:id="17"/>
-    <w:bookmarkStart w:id="18" w:name="X69c7fa156bf4a6e32f34ef65b66eb2462b49734"/>
     <w:p>
       <w:pPr>
         <w:pStyle w:val="Heading2"/>
@@ -3526,8 +3506,6 @@
         <w:t xml:space="preserve">·구 키 목록)은 앱이 지원하지만 chart 가 활성 키 한 값만 주입해(T088 todo) chart 로는 3단계 회전을 할 수 없다. 지금 가능한 것은 활성 키 교체뿐이다(JSA-PF-RL-003 4절).</w:t>
       </w:r>
     </w:p>
-    <w:bookmarkEnd w:id="18"/>
-    <w:bookmarkStart w:id="19" w:name="Xeaa6210bd8512ee5792977941d9caaec6a6815a"/>
     <w:p>
       <w:pPr>
         <w:pStyle w:val="Heading2"/>
@@ -3611,8 +3589,6 @@
         <w:t xml:space="preserve">판정이 필요한 곳은 증거가 있는 만큼만 판정했다. 증거가 없으면 충족으로 적지 않았다.</w:t>
       </w:r>
     </w:p>
-    <w:bookmarkEnd w:id="19"/>
-    <w:bookmarkStart w:id="20" w:name="Xf6ab24700a3f984b97af395257d63365d6dd8d3"/>
     <w:p>
       <w:pPr>
         <w:pStyle w:val="Heading2"/>
@@ -3768,8 +3744,6 @@
         <w:t xml:space="preserve">의 현재 상태, Cilium 에서의 NetworkPolicy·프로브 동작), 조직 결정(담당자·승인자).</w:t>
       </w:r>
     </w:p>
-    <w:bookmarkEnd w:id="20"/>
-    <w:bookmarkEnd w:id="21"/>
     <w:sectPr>
       <w:footnotePr>
         <w:numRestart w:val="eachSect"/>

--- a/.ai-workflow/work/tasks/현장방문대비/30 관리 산출물/개발/md2docx/README.docx
+++ b/.ai-workflow/work/tasks/현장방문대비/30 관리 산출물/개발/md2docx/README.docx
@@ -87,24 +87,42 @@
               <w:pStyle w:val="Compact"/>
             </w:pPr>
             <w:r>
-              <w:t xml:space="preserve">작성자 / 승인자</w:t>
-            </w:r>
-          </w:p>
-        </w:tc>
-        <w:tc>
-          <w:tcPr/>
-          <w:p>
-            <w:pPr>
-              <w:pStyle w:val="Compact"/>
-            </w:pPr>
-            <w:r>
-              <w:t xml:space="preserve">개발팀 /</w:t>
-            </w:r>
-            <w:r>
-              <w:t xml:space="preserve"> </w:t>
-            </w:r>
-            <w:r>
-              <w:t xml:space="preserve">확인 필요</w:t>
+              <w:t xml:space="preserve">작성자</w:t>
+            </w:r>
+          </w:p>
+        </w:tc>
+        <w:tc>
+          <w:tcPr/>
+          <w:p>
+            <w:pPr>
+              <w:pStyle w:val="Compact"/>
+            </w:pPr>
+            <w:r>
+              <w:t xml:space="preserve">박가람</w:t>
+            </w:r>
+          </w:p>
+        </w:tc>
+      </w:tr>
+      <w:tr>
+        <w:tc>
+          <w:tcPr/>
+          <w:p>
+            <w:pPr>
+              <w:pStyle w:val="Compact"/>
+            </w:pPr>
+            <w:r>
+              <w:t xml:space="preserve">승인자</w:t>
+            </w:r>
+          </w:p>
+        </w:tc>
+        <w:tc>
+          <w:tcPr/>
+          <w:p>
+            <w:pPr>
+              <w:pStyle w:val="Compact"/>
+            </w:pPr>
+            <w:r>
+              <w:t xml:space="preserve">-</w:t>
             </w:r>
           </w:p>
         </w:tc>
@@ -313,7 +331,22 @@
         </w:numPr>
       </w:pPr>
       <w:r>
-        <w:t xml:space="preserve">근거를 찾지 못한 칸은 지어내지 않고 "확인 필요"·"미정"·"미실시"로 표시했다. 주요 목록은 4절이다.</w:t>
+        <w:t xml:space="preserve">정해지지 않은 값은 지어내지 않고</w:t>
+      </w:r>
+      <w:r>
+        <w:t xml:space="preserve"> </w:t>
+      </w:r>
+      <w:r>
+        <w:rPr>
+          <w:rStyle w:val="VerbatimChar"/>
+        </w:rPr>
+        <w:t xml:space="preserve">-</w:t>
+      </w:r>
+      <w:r>
+        <w:t xml:space="preserve"> </w:t>
+      </w:r>
+      <w:r>
+        <w:t xml:space="preserve">또는 "미정"으로 두었다. 결정이 필요한 주요 항목은 4절이다.</w:t>
       </w:r>
     </w:p>
     <w:p>
@@ -325,7 +358,7 @@
         </w:numPr>
       </w:pPr>
       <w:r>
-        <w:t xml:space="preserve">통제항목 갭 분석(JSA-CM-CT-002)은 저장소 증거 기준의 사전 판정이다. 30개 통제항목 중 충족 0, 부분 17, 미충족 11, 해당없음 2(잠정)이며 T078 의 확정 판정이 아니다.</w:t>
+        <w:t xml:space="preserve">통제항목 갭 분석(JSA-CM-CT-002)은 저장소 증거 기준의 사전 판정이다. 30개 통제항목 중 충족 0, 부분 17, 미충족 11, 해당없음 2(잠정)다.</w:t>
       </w:r>
     </w:p>
     <w:p>
@@ -337,46 +370,7 @@
         </w:numPr>
       </w:pPr>
       <w:r>
-        <w:t xml:space="preserve">QA 테스트케이스(JSA-PF-TS-005)의 판정·수행일은 작업 기록과 CI 실행 기록에서 인용했다. 이번 작성에서 테스트를 다시 돌리지는 않았다.</w:t>
-      </w:r>
-    </w:p>
-    <w:p>
-      <w:pPr>
-        <w:pStyle w:val="Compact"/>
-        <w:numPr>
-          <w:ilvl w:val="0"/>
-          <w:numId w:val="1001"/>
-        </w:numPr>
-      </w:pPr>
-      <w:r>
-        <w:t xml:space="preserve">작성 뒤 별도 검증(7절)에서 지적된 오류·과장·범위 단서 누락을 문서에 반영했다.</w:t>
-      </w:r>
-    </w:p>
-    <w:p>
-      <w:pPr>
-        <w:pStyle w:val="Compact"/>
-        <w:numPr>
-          <w:ilvl w:val="0"/>
-          <w:numId w:val="1001"/>
-        </w:numPr>
-      </w:pPr>
-      <w:r>
-        <w:t xml:space="preserve">새로 확인한 문제 12건은 5절에 있다. 가장 급한 것은 develop CI 의</w:t>
-      </w:r>
-      <w:r>
-        <w:t xml:space="preserve"> </w:t>
-      </w:r>
-      <w:r>
-        <w:rPr>
-          <w:rStyle w:val="VerbatimChar"/>
-        </w:rPr>
-        <w:t xml:space="preserve">docs</w:t>
-      </w:r>
-      <w:r>
-        <w:t xml:space="preserve"> </w:t>
-      </w:r>
-      <w:r>
-        <w:t xml:space="preserve">잡 실패(문서 링크 11건)다. 배포 절차(JSA-PF-RL-002)를 따르기 전에는 10·11번을 먼저 본다.</w:t>
+        <w:t xml:space="preserve">QA 테스트케이스(JSA-PF-TS-005)의 판정·수행일은 작업 기록과 CI 실행 기록에서 인용했다.</w:t>
       </w:r>
     </w:p>
     <w:p>
@@ -524,18 +518,18 @@
               <w:pStyle w:val="Compact"/>
             </w:pPr>
             <w:r>
-              <w:t xml:space="preserve">ADR-2026-09-26.02(승인, D1~D7), 마일스톤 M011</w:t>
-            </w:r>
-          </w:p>
-        </w:tc>
-        <w:tc>
-          <w:tcPr/>
-          <w:p>
-            <w:pPr>
-              <w:pStyle w:val="Compact"/>
-            </w:pPr>
-            <w:r>
-              <w:t xml:space="preserve">발주처 등급 분류, 공공 콘솔 실측 5건, KISA 최신판 확인</w:t>
+              <w:t xml:space="preserve">ADR-2026-09-26.02(승인, D1–D7)</w:t>
+            </w:r>
+          </w:p>
+        </w:tc>
+        <w:tc>
+          <w:tcPr/>
+          <w:p>
+            <w:pPr>
+              <w:pStyle w:val="Compact"/>
+            </w:pPr>
+            <w:r>
+              <w:t xml:space="preserve">발주처 등급 분류 확인, 공공 콘솔 실측 5건, KISA 최신판 확인</w:t>
             </w:r>
           </w:p>
         </w:tc>
@@ -592,18 +586,18 @@
               <w:pStyle w:val="Compact"/>
             </w:pPr>
             <w:r>
-              <w:t xml:space="preserve">해설서 정리본 30개 통제항목, 설계서 9장, Task 기록</w:t>
-            </w:r>
-          </w:p>
-        </w:tc>
-        <w:tc>
-          <w:tcPr/>
-          <w:p>
-            <w:pPr>
-              <w:pStyle w:val="Compact"/>
-            </w:pPr>
-            <w:r>
-              <w:t xml:space="preserve">T078 확정 판정, 담당 확인 필요 10건·목표일 확인 필요 4건(9.1.5, 10.3.2, 10.3.3, 12.3.1)</w:t>
+              <w:t xml:space="preserve">해설서 정리본 30개 통제항목, 설계서 9장, 작업 기록</w:t>
+            </w:r>
+          </w:p>
+        </w:tc>
+        <w:tc>
+          <w:tcPr/>
+          <w:p>
+            <w:pPr>
+              <w:pStyle w:val="Compact"/>
+            </w:pPr>
+            <w:r>
+              <w:t xml:space="preserve">KISA 최신판 재확보 뒤 확정 판정</w:t>
             </w:r>
           </w:p>
         </w:tc>
@@ -660,7 +654,7 @@
               <w:pStyle w:val="Compact"/>
             </w:pPr>
             <w:r>
-              <w:t xml:space="preserve">개발팀 자료에 파일럿 계획 없음(WBS 세세부4 에 파일럿 후보지 선정 과업이 있다)</w:t>
+              <w:t xml:space="preserve">WBS 세세부4(파일럿 후보지 선정, 운영 및 실증환경 제공)</w:t>
             </w:r>
           </w:p>
         </w:tc>
@@ -748,7 +742,7 @@
               <w:pStyle w:val="Compact"/>
             </w:pPr>
             <w:r>
-              <w:t xml:space="preserve">담당자, 사내·운영 배포 이력 없음</w:t>
+              <w:t xml:space="preserve">롤백 결정자</w:t>
             </w:r>
           </w:p>
         </w:tc>
@@ -825,7 +819,7 @@
               <w:pStyle w:val="Compact"/>
             </w:pPr>
             <w:r>
-              <w:t xml:space="preserve">문서 소유자 지정</w:t>
+              <w:t xml:space="preserve">-</w:t>
             </w:r>
           </w:p>
         </w:tc>
@@ -882,7 +876,7 @@
               <w:pStyle w:val="Compact"/>
             </w:pPr>
             <w:r>
-              <w:t xml:space="preserve">WBS, 마일스톤, 구현 기능 FR-01~10, 프로토타입 점검 화면에서 도출한 후보 FR-P1~P5(관리자 화면 제외)</w:t>
+              <w:t xml:space="preserve">WBS, 구현 기능 FR-01–10, 프로토타입 점검 화면에서 도출한 후보 FR-P1–P5(관리자 화면 제외)</w:t>
             </w:r>
           </w:p>
         </w:tc>
@@ -1097,16 +1091,7 @@
               <w:pStyle w:val="Compact"/>
             </w:pPr>
             <w:r>
-              <w:t xml:space="preserve">결합 방식 ADR 은 미결정, 색인(</w:t>
-            </w:r>
-            <w:r>
-              <w:rPr>
-                <w:rStyle w:val="VerbatimChar"/>
-              </w:rPr>
-              <w:t xml:space="preserve">Index.md</w:t>
-            </w:r>
-            <w:r>
-              <w:t xml:space="preserve">)은 3건 상태 불일치·ADR-2026-09-01.02 누락</w:t>
+              <w:t xml:space="preserve">결합 방식 결정(3.3절)</w:t>
             </w:r>
           </w:p>
         </w:tc>
@@ -1181,18 +1166,18 @@
               <w:t xml:space="preserve">RELEASE-NOTES.md</w:t>
             </w:r>
             <w:r>
-              <w:t xml:space="preserve">, PR #36·#38~#78(v0.1.0 태그 이후 병합 38건)</w:t>
-            </w:r>
-          </w:p>
-        </w:tc>
-        <w:tc>
-          <w:tcPr/>
-          <w:p>
-            <w:pPr>
-              <w:pStyle w:val="Compact"/>
-            </w:pPr>
-            <w:r>
-              <w:t xml:space="preserve">없음</w:t>
+              <w:t xml:space="preserve">, PR #36·#38–#78</w:t>
+            </w:r>
+          </w:p>
+        </w:tc>
+        <w:tc>
+          <w:tcPr/>
+          <w:p>
+            <w:pPr>
+              <w:pStyle w:val="Compact"/>
+            </w:pPr>
+            <w:r>
+              <w:t xml:space="preserve">-</w:t>
             </w:r>
           </w:p>
         </w:tc>
@@ -1278,7 +1263,7 @@
               <w:pStyle w:val="Compact"/>
             </w:pPr>
             <w:r>
-              <w:t xml:space="preserve">운영 책임자·연락 체계, 점검 주기</w:t>
+              <w:t xml:space="preserve">운영 책임자·연락 체계(WBS ID 34)</w:t>
             </w:r>
           </w:p>
         </w:tc>
@@ -1335,18 +1320,18 @@
               <w:pStyle w:val="Compact"/>
             </w:pPr>
             <w:r>
-              <w:t xml:space="preserve">T097(CI 미실행 2026-09-16~09-26 — develop push·PR 모두, 정상화 확인 2026-09-27)</w:t>
-            </w:r>
-          </w:p>
-        </w:tc>
-        <w:tc>
-          <w:tcPr/>
-          <w:p>
-            <w:pPr>
-              <w:pStyle w:val="Compact"/>
-            </w:pPr>
-            <w:r>
-              <w:t xml:space="preserve">서비스 장애 사례는 없음, 후속 조치 담당</w:t>
+              <w:t xml:space="preserve">CI 전 잡 미실행 사례(2026-09-16–09-26)</w:t>
+            </w:r>
+          </w:p>
+        </w:tc>
+        <w:tc>
+          <w:tcPr/>
+          <w:p>
+            <w:pPr>
+              <w:pStyle w:val="Compact"/>
+            </w:pPr>
+            <w:r>
+              <w:t xml:space="preserve">-</w:t>
             </w:r>
           </w:p>
         </w:tc>
@@ -1420,7 +1405,7 @@
               <w:pStyle w:val="Compact"/>
             </w:pPr>
             <w:r>
-              <w:t xml:space="preserve">외부 소스 인증키 암호화 키 주입, 대상 환경 values, 시드를 끈 환경의 검증 방법</w:t>
+              <w:t xml:space="preserve">대상 환경(사내 개발·운영) values</w:t>
             </w:r>
           </w:p>
         </w:tc>
@@ -1486,18 +1471,18 @@
               <w:t xml:space="preserve"> </w:t>
             </w:r>
             <w:r>
-              <w:t xml:space="preserve">3.4, T105</w:t>
-            </w:r>
-          </w:p>
-        </w:tc>
-        <w:tc>
-          <w:tcPr/>
-          <w:p>
-            <w:pPr>
-              <w:pStyle w:val="Compact"/>
-            </w:pPr>
-            <w:r>
-              <w:t xml:space="preserve">롤백 판단 수치, 결정자</w:t>
+              <w:t xml:space="preserve">§3.4·§5.3</w:t>
+            </w:r>
+          </w:p>
+        </w:tc>
+        <w:tc>
+          <w:tcPr/>
+          <w:p>
+            <w:pPr>
+              <w:pStyle w:val="Compact"/>
+            </w:pPr>
+            <w:r>
+              <w:t xml:space="preserve">롤백 결정자</w:t>
             </w:r>
           </w:p>
         </w:tc>
@@ -1574,7 +1559,7 @@
               <w:pStyle w:val="Compact"/>
             </w:pPr>
             <w:r>
-              <w:t xml:space="preserve">세세부1·2 확인 질문 발송 여부·일자·경로 확인(알려진 이슈 3번째 항목, 이 문서 4.2절)</w:t>
+              <w:t xml:space="preserve">-</w:t>
             </w:r>
           </w:p>
         </w:tc>
@@ -1645,7 +1630,7 @@
               <w:pStyle w:val="Compact"/>
             </w:pPr>
             <w:r>
-              <w:t xml:space="preserve">포맷터·정적분석 도입 여부</w:t>
+              <w:t xml:space="preserve">-</w:t>
             </w:r>
           </w:p>
         </w:tc>
@@ -1716,7 +1701,7 @@
               <w:pStyle w:val="Compact"/>
             </w:pPr>
             <w:r>
-              <w:t xml:space="preserve">리뷰어 수</w:t>
+              <w:t xml:space="preserve">-</w:t>
             </w:r>
           </w:p>
         </w:tc>
@@ -1762,7 +1747,7 @@
               <w:pStyle w:val="Compact"/>
             </w:pPr>
             <w:r>
-              <w:t xml:space="preserve">작성(기본안 포함)</w:t>
+              <w:t xml:space="preserve">작성</w:t>
             </w:r>
           </w:p>
         </w:tc>
@@ -1787,7 +1772,7 @@
               <w:pStyle w:val="Compact"/>
             </w:pPr>
             <w:r>
-              <w:t xml:space="preserve">저장소에 PR 템플릿 파일이 없어 기본안으로 작성</w:t>
+              <w:t xml:space="preserve">-</w:t>
             </w:r>
           </w:p>
         </w:tc>
@@ -1885,7 +1870,7 @@
               <w:pStyle w:val="Compact"/>
             </w:pPr>
             <w:r>
-              <w:t xml:space="preserve">없음</w:t>
+              <w:t xml:space="preserve">-</w:t>
             </w:r>
           </w:p>
         </w:tc>
@@ -1959,22 +1944,7 @@
               <w:pStyle w:val="Compact"/>
             </w:pPr>
             <w:r>
-              <w:t xml:space="preserve">성능 시험 계획,</w:t>
-            </w:r>
-            <w:r>
-              <w:t xml:space="preserve"> </w:t>
-            </w:r>
-            <w:r>
-              <w:rPr>
-                <w:rStyle w:val="VerbatimChar"/>
-              </w:rPr>
-              <w:t xml:space="preserve">docs</w:t>
-            </w:r>
-            <w:r>
-              <w:t xml:space="preserve"> </w:t>
-            </w:r>
-            <w:r>
-              <w:t xml:space="preserve">잡 수정</w:t>
+              <w:t xml:space="preserve">-</w:t>
             </w:r>
           </w:p>
         </w:tc>
@@ -2031,18 +2001,18 @@
               <w:pStyle w:val="Compact"/>
             </w:pPr>
             <w:r>
-              <w:t xml:space="preserve">smoke 3종, CI 실행, Task 검증 기록</w:t>
-            </w:r>
-          </w:p>
-        </w:tc>
-        <w:tc>
-          <w:tcPr/>
-          <w:p>
-            <w:pPr>
-              <w:pStyle w:val="Compact"/>
-            </w:pPr>
-            <w:r>
-              <w:t xml:space="preserve">69건 중 Pass 56, Fail 2, Block 7, 판정 공란 4. 재수행 필요</w:t>
+              <w:t xml:space="preserve">smoke 3종, CI 실행, 작업 검증 기록. 69건 중 Pass 56, Fail 2, Block 7, 판정 공란 4</w:t>
+            </w:r>
+          </w:p>
+        </w:tc>
+        <w:tc>
+          <w:tcPr/>
+          <w:p>
+            <w:pPr>
+              <w:pStyle w:val="Compact"/>
+            </w:pPr>
+            <w:r>
+              <w:t xml:space="preserve">Fail·Block·판정 공란 13건 재수행</w:t>
             </w:r>
           </w:p>
         </w:tc>
@@ -2065,7 +2035,7 @@
         </w:numPr>
       </w:pPr>
       <w:r>
-        <w:t xml:space="preserve">JSA-CM-CT-003 보안 요구사항 반영 결과: CSAP 과업(M011, WBS ID 33)에서 작성하므로 이 묶음에서 제외했다. 양식은</w:t>
+        <w:t xml:space="preserve">JSA-CM-CT-003 보안 요구사항 반영 결과: CSAP 과업(WBS ID 33)에서 작성하므로 이 묶음에서 제외했다. 양식은</w:t>
       </w:r>
       <w:r>
         <w:t xml:space="preserve"> </w:t>
@@ -2115,7 +2085,7 @@
         <w:pStyle w:val="Heading2"/>
       </w:pPr>
       <w:r>
-        <w:t xml:space="preserve">4. 공백 목록 (확인 필요)</w:t>
+        <w:t xml:space="preserve">4. 공백 목록</w:t>
       </w:r>
     </w:p>
     <w:p>
@@ -2123,27 +2093,7 @@
         <w:pStyle w:val="FirstParagraph"/>
       </w:pPr>
       <w:r>
-        <w:t xml:space="preserve">산출물 21종의 '확인 필요'·'미정' 표시 가운데 주요 공백을 주제별로 묶었다. 같은 공백이 여러 문서에 반복되면 대표 위치만 적었고, 칸 단위 전체는 각 문서의 형광펜(Markdown 은</w:t>
-      </w:r>
-      <w:r>
-        <w:t xml:space="preserve"> </w:t>
-      </w:r>
-      <w:r>
-        <w:rPr>
-          <w:rStyle w:val="VerbatimChar"/>
-        </w:rPr>
-        <w:t xml:space="preserve">&lt;mark&gt;</w:t>
-      </w:r>
-      <w:r>
-        <w:t xml:space="preserve">) 표시와 본문의 '확인 필요'·'미정' 문구를 따른다.</w:t>
-      </w:r>
-    </w:p>
-    <w:p>
-      <w:pPr>
-        <w:pStyle w:val="Heading3"/>
-      </w:pPr>
-      <w:r>
-        <w:t xml:space="preserve">4.1 사람·조직 결정</w:t>
+        <w:t xml:space="preserve">결정이 필요한 주요 항목을 주제별로 묶었다. 세부 항목은 각 문서의 해당 절을 따른다.</w:t>
       </w:r>
     </w:p>
     <w:p>
@@ -2155,7 +2105,22 @@
         </w:numPr>
       </w:pPr>
       <w:r>
-        <w:t xml:space="preserve">모든 문서의 승인자·검토자. 표지와 제·개정 이력에 "확인 필요"로 표시했다. 작성자는 저장소 산출물의 관행대로 "개발팀"으로 적었다.</w:t>
+        <w:t xml:space="preserve">사람·조직: 승인자와 롤백 결정자·운영 책임자는</w:t>
+      </w:r>
+      <w:r>
+        <w:t xml:space="preserve"> </w:t>
+      </w:r>
+      <w:r>
+        <w:rPr>
+          <w:rStyle w:val="VerbatimChar"/>
+        </w:rPr>
+        <w:t xml:space="preserve">-</w:t>
+      </w:r>
+      <w:r>
+        <w:t xml:space="preserve"> </w:t>
+      </w:r>
+      <w:r>
+        <w:t xml:space="preserve">로 두었다. 운영 체계(책임자·직무 분리·사고 대응·연락 체계)는 서비스 보안 운영체계 구성(WBS ID 34)에서 정한다(JSA-PF-OP-001 7절, JSA-PF-RL-002 5절).</w:t>
       </w:r>
     </w:p>
     <w:p>
@@ -2167,7 +2132,7 @@
         </w:numPr>
       </w:pPr>
       <w:r>
-        <w:t xml:space="preserve">배포 담당, 롤백 결정자, 운영 책임자, 인프라 담당, 개발 담당, 문서 소유자(JSA-PF-OP-001 7절, JSA-PF-RL-002 5절, JSA-PF-RL-003, JSA-CM-RL-002 6절, JSA-PF-CF-007 5절).</w:t>
+        <w:t xml:space="preserve">발주처·외부: 발주처의 하등급 분류, 로그인 식별자 운영 정책, KISA 최신판(D7)과 제3자 진단 요건(D6), NCP 공공 콘솔 실측 5건(JSA-CM-CT-001), 세세부1·2 산출물 확인 질문 5건의 회신(JSA-PF-DS-002 8절).</w:t>
       </w:r>
     </w:p>
     <w:p>
@@ -2179,7 +2144,7 @@
         </w:numPr>
       </w:pPr>
       <w:r>
-        <w:t xml:space="preserve">ADR 결정자 개인명(JSA-PF-DS-004), 협력사(㈜소다시스템)의 세부 역할(JSA-PF-DS-001).</w:t>
+        <w:t xml:space="preserve">기획 협의: 프로토타입 결합 방식·범위·담당(JSA-PF-DS-004 3.3절, JSA-PF-DS-003 6절), 요구사항 후보 FR-P1–P5 의 우선순위(JSA-PF-DS-001), 파일럿 목적·일정·성공 지표(JSA-CM-RL-001).</w:t>
       </w:r>
     </w:p>
     <w:p>
@@ -2191,15 +2156,31 @@
         </w:numPr>
       </w:pPr>
       <w:r>
-        <w:t xml:space="preserve">보안 전담조직·정보보호 최고책임자·주요 직무자 지정(JSA-CM-CT-002 의 1.2.1, 2.1.2)과 교육 시행·침해사고 대응 절차·침해사고 보고·장애 보고·법적요구사항 준수의 담당(같은 문서의 2.3.2, 5.1.1, 5.2.1, 6.1.2, 7.1.1). JSA-CM-CT-002 에서 담당이 확인 필요인 항목은 이 7건과 4.2 의 14.1.1, 14.1.3, 14.1.4 를 합해 10건이며, 모두 조치 계획이 보안 운영체계 구성(T080, WBS ID 34) 단독인 항목이다.</w:t>
+        <w:t xml:space="preserve">수치·기술 결정: 성능 목표 수치와 부하 시험 계획(WBS ID 12, AI 담당), 사내 개발·운영 배포 값, 로그 보존·서비스 간 TLS·KMS(CSAP 기준 확정 뒤) 등 JSA-PF-DS-002 8절의 열린 질문.</w:t>
       </w:r>
     </w:p>
     <w:p>
       <w:pPr>
-        <w:pStyle w:val="Heading3"/>
-      </w:pPr>
-      <w:r>
-        <w:t xml:space="preserve">4.2 발주처·외부 확인</w:t>
+        <w:pStyle w:val="Heading2"/>
+      </w:pPr>
+      <w:r>
+        <w:t xml:space="preserve">5. 작성 중 발견한 사항</w:t>
+      </w:r>
+    </w:p>
+    <w:p>
+      <w:pPr>
+        <w:pStyle w:val="FirstParagraph"/>
+      </w:pPr>
+      <w:r>
+        <w:t xml:space="preserve">결정이 필요한 사항은 4절과 JSA-PF-DS-002 8절(열린 질문)에 모았다.</w:t>
+      </w:r>
+    </w:p>
+    <w:p>
+      <w:pPr>
+        <w:pStyle w:val="Heading2"/>
+      </w:pPr>
+      <w:r>
+        <w:t xml:space="preserve">6. 작성 기준</w:t>
       </w:r>
     </w:p>
     <w:p>
@@ -2211,7 +2192,7 @@
         </w:numPr>
       </w:pPr>
       <w:r>
-        <w:t xml:space="preserve">발주처의 하등급 분류 확인, 로그인 식별자에 식별 가능한 값을 쓰지 않는 운영 정책, 수신 산출물의 공개·비공개 성격(JSA-CM-CT-001).</w:t>
+        <w:t xml:space="preserve">기준일은 2026-10-16이다. 값과 상태는 그날의 저장소와 작업 기록을 기준으로 한다.</w:t>
       </w:r>
     </w:p>
     <w:p>
@@ -2223,22 +2204,7 @@
         </w:numPr>
       </w:pPr>
       <w:r>
-        <w:t xml:space="preserve">KISA: 해설서·고시 최신판과 시행일(D7), 제3자 진단 요건(D6), 하등급 해당없음 판단(JSA-CM-CT-002 의 14.1.2, 14.3.1). 신청 접수처·절차·소요 기간(KISA)과 심사 비용·부담 주체는</w:t>
-      </w:r>
-      <w:r>
-        <w:t xml:space="preserve"> </w:t>
-      </w:r>
-      <w:r>
-        <w:rPr>
-          <w:rStyle w:val="VerbatimChar"/>
-        </w:rPr>
-        <w:t xml:space="preserve">gis-sass</w:t>
-      </w:r>
-      <w:r>
-        <w:t xml:space="preserve"> </w:t>
-      </w:r>
-      <w:r>
-        <w:t xml:space="preserve">T077 범위 1절 표(33~34행)와 2026-09-26 진행 현황에 '확인 필요'로 적혀 있으나 2026-10-14 '남은 일'에서는 빠졌고, 이 21종에는 표시하지 않았다.</w:t>
+        <w:t xml:space="preserve">비밀값·내부 IP·개인 연락처는 넣지 않았다. 위치만 적었다.</w:t>
       </w:r>
     </w:p>
     <w:p>
@@ -2250,7 +2216,22 @@
         </w:numPr>
       </w:pPr>
       <w:r>
-        <w:t xml:space="preserve">NCP 공공 콘솔 실측 5건: Multi Zone, PostGIS, Ingress 방식, 레지스트리 pull, 2025 기준 변경.</w:t>
+        <w:t xml:space="preserve">승인된 설계(모듈러 모놀리식 + 선택적 분해, ADR-2026-08-26.01)와</w:t>
+      </w:r>
+      <w:r>
+        <w:t xml:space="preserve"> </w:t>
+      </w:r>
+      <w:r>
+        <w:rPr>
+          <w:rStyle w:val="VerbatimChar"/>
+        </w:rPr>
+        <w:t xml:space="preserve">dev0</w:t>
+      </w:r>
+      <w:r>
+        <w:t xml:space="preserve"> </w:t>
+      </w:r>
+      <w:r>
+        <w:t xml:space="preserve">구성은 사실로 적었다. 프로토타입은 데이터 표시 모듈과 데이터 표현 방식의 참조 기준 자료로 인용했고, 결합 방식은 미결정으로 표시했다.</w:t>
       </w:r>
     </w:p>
     <w:p>
@@ -2262,7 +2243,7 @@
         </w:numPr>
       </w:pPr>
       <w:r>
-        <w:t xml:space="preserve">세세부1·2 산출물 확인 질문 5건(파일 형식·좌표계, 1회 용량·갱신 주기, 전달 방식, 격자 체계, 인증·인가 경계)에 대한 회신(T074 선행 조건 표, 5건 모두 미회신, 질의 발송 기록은 저장소에 없다. ETL 실데이터 어댑터가 이에 걸려 있다).</w:t>
+        <w:t xml:space="preserve">각 양식의 작성 안내와 예시 행은 지우고 문서번호·파일 이름 규칙은 유지했다. 양식의 제목·표 머리글·시트 구성은 JSA-PF-DS-004 를 뺀 20종에서 유지하고 필요한 소제목·근거 자료를 덧붙였다. JSA-PF-DS-004(ADR)는 양식이 결정 1건당 문서 1개인데, ADR 25건 현황표(1절)와 결정 변경 이력(2절)을 앞에 두고 양식의 맥락·결정·검토한 대안·결과는 대표 결정 2건과 결정 대기 1건(3.1–3.3) 안에 굵은 글씨 항목으로 옮겼다.</w:t>
       </w:r>
     </w:p>
     <w:p>
@@ -2274,39 +2255,15 @@
         </w:numPr>
       </w:pPr>
       <w:r>
-        <w:t xml:space="preserve">NCP Cloud DB·스토리지의 데이터 폐기 방식(JSA-CM-CT-002 의 12.1.6).</w:t>
+        <w:t xml:space="preserve">판정이 필요한 곳은 증거가 있는 만큼만 판정했다. 증거가 없으면 충족으로 적지 않았다.</w:t>
       </w:r>
     </w:p>
     <w:p>
       <w:pPr>
-        <w:pStyle w:val="Compact"/>
-        <w:numPr>
-          <w:ilvl w:val="0"/>
-          <w:numId w:val="1004"/>
-        </w:numPr>
-      </w:pPr>
-      <w:r>
-        <w:t xml:space="preserve">customer·admin 이 같은 DB 인스턴스를 쓰는 구성을 논리 분리로 인정받을 수 있는지(JSA-CM-CT-002 의 11.1.5, 본문 속 문구).</w:t>
-      </w:r>
-    </w:p>
-    <w:p>
-      <w:pPr>
-        <w:pStyle w:val="Compact"/>
-        <w:numPr>
-          <w:ilvl w:val="0"/>
-          <w:numId w:val="1004"/>
-        </w:numPr>
-      </w:pPr>
-      <w:r>
-        <w:t xml:space="preserve">발주처 보안 요구사항, 보안서비스 수준 협약, 사고·장애 협조체계(JSA-CM-CT-002 의 14.1.1, 14.1.3, 14.1.4).</w:t>
-      </w:r>
-    </w:p>
-    <w:p>
-      <w:pPr>
-        <w:pStyle w:val="Heading3"/>
-      </w:pPr>
-      <w:r>
-        <w:t xml:space="preserve">4.3 기획 협의</w:t>
+        <w:pStyle w:val="Heading2"/>
+      </w:pPr>
+      <w:r>
+        <w:t xml:space="preserve">7. 검증</w:t>
       </w:r>
     </w:p>
     <w:p>
@@ -2318,7 +2275,7 @@
         </w:numPr>
       </w:pPr>
       <w:r>
-        <w:t xml:space="preserve">파일럿 목적·가설·대상 기관·일정·성공 지표·지원 체계(JSA-CM-RL-001 전체).</w:t>
+        <w:t xml:space="preserve">Word·Excel: XML 구조와 ISO/IEC 29500 스키마 검증을 통과했고 자리표시자·작성 안내가 남아 있지 않다. 서식은 macOS 미리보기로 확인했다.</w:t>
       </w:r>
     </w:p>
     <w:p>
@@ -2330,7 +2287,22 @@
         </w:numPr>
       </w:pPr>
       <w:r>
-        <w:t xml:space="preserve">프로토타입 결합 방식·범위·담당, 결합 성공 판단 지표(JSA-PF-DS-001 6절), 결합 방식이 정해진 뒤 인증 범위에 미치는 영향(JSA-CM-CT-001 4절). WBS 담당 조직 열은 ID 9~24 를 AI, 25~28 을 기획, 29~31 을 개발로 적지만 M010 은 ID 9~31 전체를 개발팀 범위 밖으로 둔다(ID 29~31 의 담당 확인 필요). 반대로 ID 32~35(CSAP 인증 신청)는 이 열이 '운영(DevSecOps)'로 적혀 M011·9월 중간보고의 개발팀 범위(WBS 2~8, 32~35)와 다르다. '운영(DevSecOps)'가 개발팀 안의 역할인지 별도 조직인지 확인 필요(JSA-CM-CT-001 5절, JSA-PF-DS-001 1절, JSA-PF-DS-002 1절). WBS ID 35 진척값의 근거도 확인 필요(JSA-PF-DS-001 7절).</w:t>
+        <w:t xml:space="preserve">Markdown: 저장소 루트</w:t>
+      </w:r>
+      <w:r>
+        <w:t xml:space="preserve"> </w:t>
+      </w:r>
+      <w:r>
+        <w:rPr>
+          <w:rStyle w:val="VerbatimChar"/>
+        </w:rPr>
+        <w:t xml:space="preserve">.markdownlint-cli2.jsonc</w:t>
+      </w:r>
+      <w:r>
+        <w:t xml:space="preserve"> </w:t>
+      </w:r>
+      <w:r>
+        <w:t xml:space="preserve">규칙으로 린트했다.</w:t>
       </w:r>
     </w:p>
     <w:p>
@@ -2342,1352 +2314,7 @@
         </w:numPr>
       </w:pPr>
       <w:r>
-        <w:t xml:space="preserve">프로토타입에서 도출한 요구사항 후보 FR-P1~P5 의 우선순위, 망 분리 환경 요구.</w:t>
-      </w:r>
-    </w:p>
-    <w:p>
-      <w:pPr>
-        <w:pStyle w:val="Heading3"/>
-      </w:pPr>
-      <w:r>
-        <w:t xml:space="preserve">4.4 수치·기술 결정</w:t>
-      </w:r>
-    </w:p>
-    <w:p>
-      <w:pPr>
-        <w:pStyle w:val="Compact"/>
-        <w:numPr>
-          <w:ilvl w:val="0"/>
-          <w:numId w:val="1006"/>
-        </w:numPr>
-      </w:pPr>
-      <w:r>
-        <w:t xml:space="preserve">성능 목표 수치와 부하 시험 계획(JSA-PF-DS-001, JSA-PF-DS-002, JSA-PF-TS-001). WBS ID 12 는 AI 담당·개발팀 범위 밖이고 8월 월간보고가 9월 계획으로 올렸다(JSA-PF-TS-001 6절).</w:t>
-      </w:r>
-    </w:p>
-    <w:p>
-      <w:pPr>
-        <w:pStyle w:val="Compact"/>
-        <w:numPr>
-          <w:ilvl w:val="0"/>
-          <w:numId w:val="1006"/>
-        </w:numPr>
-      </w:pPr>
-      <w:r>
-        <w:t xml:space="preserve">롤백 판단 수치(오류율·지연), 저장소에 롤백 기준으로 명시되지 않은 판단 기준 2~5번(개발팀 제안, JSA-PF-RL-003 1절), 롤백 승인 절차, 롤백 후 고객·내부 통지 시점·방법(JSA-PF-RL-003 6절), 리뷰 기한, 정기 점검 주기, 복구 리허설 절차·주기·담당.</w:t>
-      </w:r>
-    </w:p>
-    <w:p>
-      <w:pPr>
-        <w:pStyle w:val="Compact"/>
-        <w:numPr>
-          <w:ilvl w:val="0"/>
-          <w:numId w:val="1006"/>
-        </w:numPr>
-      </w:pPr>
-      <w:r>
-        <w:t xml:space="preserve">시드(</w:t>
-      </w:r>
-      <w:r>
-        <w:rPr>
-          <w:rStyle w:val="VerbatimChar"/>
-        </w:rPr>
-        <w:t xml:space="preserve">migrate.seed</w:t>
-      </w:r>
-      <w:r>
-        <w:t xml:space="preserve">)를 끄는 사내 개발·운영에서 첫 관리자 계정을 만드는 절차와, 로그인 왕복·smoke 3종·제품 간 격리를 대신할 검증(JSA-PF-RL-002 2·3·4절, JSA-CM-RL-002 3·4절, JSA-PF-RL-003 1·5절, JSA-CM-RL-001 5절, JSA-PF-TS-001 5절, 5절 11번).</w:t>
-      </w:r>
-    </w:p>
-    <w:p>
-      <w:pPr>
-        <w:pStyle w:val="Compact"/>
-        <w:numPr>
-          <w:ilvl w:val="0"/>
-          <w:numId w:val="1006"/>
-        </w:numPr>
-      </w:pPr>
-      <w:r>
-        <w:t xml:space="preserve">GHCR 이미지(</w:t>
-      </w:r>
-      <w:r>
-        <w:rPr>
-          <w:rStyle w:val="VerbatimChar"/>
-        </w:rPr>
-        <w:t xml:space="preserve">v0.1.0</w:t>
-      </w:r>
-      <w:r>
-        <w:t xml:space="preserve"> </w:t>
-      </w:r>
-      <w:r>
-        <w:t xml:space="preserve">태그분 포함)의 게시 여부, 클러스터의 pull 자격(패키지 공개 여부 또는 pull Secret), 환경 사이에 승격할 운영 digest 와 전달 절차(JSA-PF-RL-002 1~3절, JSA-CM-RL-002 1절).</w:t>
-      </w:r>
-    </w:p>
-    <w:p>
-      <w:pPr>
-        <w:pStyle w:val="Compact"/>
-        <w:numPr>
-          <w:ilvl w:val="0"/>
-          <w:numId w:val="1006"/>
-        </w:numPr>
-      </w:pPr>
-      <w:r>
-        <w:t xml:space="preserve">롤백 때 스키마를 되돌리지 않으면 구 이미지가 기동하는지, JWT 서명키 교체 시 재로그인 범위와 api 파드 재시작 여부(JSA-PF-RL-003 4절, 5절 12번).</w:t>
-      </w:r>
-    </w:p>
-    <w:p>
-      <w:pPr>
-        <w:pStyle w:val="Compact"/>
-        <w:numPr>
-          <w:ilvl w:val="0"/>
-          <w:numId w:val="1006"/>
-        </w:numPr>
-      </w:pPr>
-      <w:r>
-        <w:t xml:space="preserve">사내 클러스터 노드의 zone 라벨 실측(JSA-PF-DS-003 5절), 노드 사용률의 정상 범위(JSA-PF-OP-001 3절).</w:t>
-      </w:r>
-    </w:p>
-    <w:p>
-      <w:pPr>
-        <w:pStyle w:val="Compact"/>
-        <w:numPr>
-          <w:ilvl w:val="0"/>
-          <w:numId w:val="1006"/>
-        </w:numPr>
-      </w:pPr>
-      <w:r>
-        <w:t xml:space="preserve">로그 보존 기간·수집 경로, 서비스 간 TLS, DB</w:t>
-      </w:r>
-      <w:r>
-        <w:t xml:space="preserve"> </w:t>
-      </w:r>
-      <w:r>
-        <w:rPr>
-          <w:rStyle w:val="VerbatimChar"/>
-        </w:rPr>
-        <w:t xml:space="preserve">verify-full</w:t>
-      </w:r>
-      <w:r>
-        <w:t xml:space="preserve">, KMS, 저장 암호화(CSAP 기준 확정 뒤).</w:t>
-      </w:r>
-    </w:p>
-    <w:p>
-      <w:pPr>
-        <w:pStyle w:val="Compact"/>
-        <w:numPr>
-          <w:ilvl w:val="0"/>
-          <w:numId w:val="1006"/>
-        </w:numPr>
-      </w:pPr>
-      <w:r>
-        <w:t xml:space="preserve">쿠키</w:t>
-      </w:r>
-      <w:r>
-        <w:t xml:space="preserve"> </w:t>
-      </w:r>
-      <w:r>
-        <w:rPr>
-          <w:rStyle w:val="VerbatimChar"/>
-        </w:rPr>
-        <w:t xml:space="preserve">Secure</w:t>
-      </w:r>
-      <w:r>
-        <w:t xml:space="preserve"> </w:t>
-      </w:r>
-      <w:r>
-        <w:t xml:space="preserve">주입 보완 Task 발급 여부(설계서 9장 #14), 외부 소스 인증키 암호화 키 주입 경로의 담당 Task.</w:t>
-      </w:r>
-    </w:p>
-    <w:p>
-      <w:pPr>
-        <w:pStyle w:val="Compact"/>
-        <w:numPr>
-          <w:ilvl w:val="0"/>
-          <w:numId w:val="1006"/>
-        </w:numPr>
-      </w:pPr>
-      <w:r>
-        <w:t xml:space="preserve">사내 개발 DB 위치·백업, 사내 개발 클러스터 배포 값(</w:t>
-      </w:r>
-      <w:r>
-        <w:rPr>
-          <w:rStyle w:val="VerbatimChar"/>
-        </w:rPr>
-        <w:t xml:space="preserve">values-dev.yaml</w:t>
-      </w:r>
-      <w:r>
-        <w:t xml:space="preserve">).</w:t>
-      </w:r>
-    </w:p>
-    <w:p>
-      <w:pPr>
-        <w:pStyle w:val="Compact"/>
-        <w:numPr>
-          <w:ilvl w:val="0"/>
-          <w:numId w:val="1006"/>
-        </w:numPr>
-      </w:pPr>
-      <w:r>
-        <w:t xml:space="preserve">비밀번호 정책, 다중 요소 인증 제공 방식, 불법 로그인 시도 경고, 세션 유지 시간(JSA-CM-CT-002 의 10.3.2~10.3.4).</w:t>
-      </w:r>
-    </w:p>
-    <w:p>
-      <w:pPr>
-        <w:pStyle w:val="Heading3"/>
-      </w:pPr>
-      <w:r>
-        <w:t xml:space="preserve">4.5 개발 표준</w:t>
-      </w:r>
-    </w:p>
-    <w:p>
-      <w:pPr>
-        <w:pStyle w:val="Compact"/>
-        <w:numPr>
-          <w:ilvl w:val="0"/>
-          <w:numId w:val="1007"/>
-        </w:numPr>
-      </w:pPr>
-      <w:r>
-        <w:t xml:space="preserve">자동 포맷터·정적분석 도입 여부, 코드 주석 규칙, PR 템플릿 파일 적용 여부, 리뷰어 수.</w:t>
-      </w:r>
-    </w:p>
-    <w:p>
-      <w:pPr>
-        <w:pStyle w:val="Compact"/>
-        <w:numPr>
-          <w:ilvl w:val="0"/>
-          <w:numId w:val="1007"/>
-        </w:numPr>
-      </w:pPr>
-      <w:r>
-        <w:t xml:space="preserve">CI 실패 상태의 병합을 막는 방법(브랜치 보호를 쓸 수 없는 조건에서의 대안), CI 미실행 감시의 담당.</w:t>
-      </w:r>
-    </w:p>
-    <w:p>
-      <w:pPr>
-        <w:pStyle w:val="Compact"/>
-        <w:numPr>
-          <w:ilvl w:val="0"/>
-          <w:numId w:val="1007"/>
-        </w:numPr>
-      </w:pPr>
-      <w:r>
-        <w:t xml:space="preserve">runc 패치·외부 다운로드 시간 초과 조치·</w:t>
-      </w:r>
-      <w:r>
-        <w:rPr>
-          <w:rStyle w:val="VerbatimChar"/>
-        </w:rPr>
-        <w:t xml:space="preserve">docs</w:t>
-      </w:r>
-      <w:r>
-        <w:t xml:space="preserve"> </w:t>
-      </w:r>
-      <w:r>
-        <w:t xml:space="preserve">잡 수정의 기한과 담당(JSA-PF-OP-006 6절, JSA-PF-TS-001 5절).</w:t>
-      </w:r>
-    </w:p>
-    <w:p>
-      <w:pPr>
-        <w:pStyle w:val="Compact"/>
-        <w:numPr>
-          <w:ilvl w:val="0"/>
-          <w:numId w:val="1007"/>
-        </w:numPr>
-      </w:pPr>
-      <w:r>
-        <w:t xml:space="preserve">코드 명명 규칙(변수</w:t>
-      </w:r>
-      <w:r>
-        <w:t xml:space="preserve"> </w:t>
-      </w:r>
-      <w:r>
-        <w:rPr>
-          <w:rStyle w:val="VerbatimChar"/>
-        </w:rPr>
-        <w:t xml:space="preserve">snake_case</w:t>
-      </w:r>
-      <w:r>
-        <w:t xml:space="preserve">)을 기존 코드에 소급 적용할지(JSA-PF-ST-001 2절, 5절 8번), 시크릿 스캔을 규칙 문서에 올릴지(JSA-PF-ST-002 5절), DoD 의 '보안·성능 영향 확인' 항목 확정(JSA-PF-ST-003 2절).</w:t>
-      </w:r>
-    </w:p>
-    <w:p>
-      <w:pPr>
-        <w:pStyle w:val="Compact"/>
-        <w:numPr>
-          <w:ilvl w:val="0"/>
-          <w:numId w:val="1007"/>
-        </w:numPr>
-      </w:pPr>
-      <w:r>
-        <w:t xml:space="preserve">ADR</w:t>
-      </w:r>
-      <w:r>
-        <w:t xml:space="preserve"> </w:t>
-      </w:r>
-      <w:r>
-        <w:rPr>
-          <w:rStyle w:val="VerbatimChar"/>
-        </w:rPr>
-        <w:t xml:space="preserve">tmp/</w:t>
-      </w:r>
-      <w:r>
-        <w:t xml:space="preserve"> </w:t>
-      </w:r>
-      <w:r>
-        <w:t xml:space="preserve">초안의 폐기·재작성 여부와 색인(</w:t>
-      </w:r>
-      <w:r>
-        <w:rPr>
-          <w:rStyle w:val="VerbatimChar"/>
-        </w:rPr>
-        <w:t xml:space="preserve">Index.md</w:t>
-      </w:r>
-      <w:r>
-        <w:t xml:space="preserve">) 갱신(JSA-PF-DS-004 1절, 5절 5번).</w:t>
-      </w:r>
-    </w:p>
-    <w:p>
-      <w:pPr>
-        <w:pStyle w:val="Heading2"/>
-      </w:pPr>
-      <w:r>
-        <w:t xml:space="preserve">5. 작성 중 발견한 사항</w:t>
-      </w:r>
-    </w:p>
-    <w:p>
-      <w:pPr>
-        <w:pStyle w:val="Compact"/>
-        <w:numPr>
-          <w:ilvl w:val="0"/>
-          <w:numId w:val="1008"/>
-        </w:numPr>
-      </w:pPr>
-      <w:r>
-        <w:rPr>
-          <w:b/>
-          <w:bCs/>
-        </w:rPr>
-        <w:t xml:space="preserve">develop CI 의</w:t>
-      </w:r>
-      <w:r>
-        <w:rPr>
-          <w:b/>
-          <w:bCs/>
-        </w:rPr>
-        <w:t xml:space="preserve"> </w:t>
-      </w:r>
-      <w:r>
-        <w:rPr>
-          <w:rStyle w:val="VerbatimChar"/>
-          <w:b/>
-          <w:bCs/>
-        </w:rPr>
-        <w:t xml:space="preserve">docs</w:t>
-      </w:r>
-      <w:r>
-        <w:rPr>
-          <w:b/>
-          <w:bCs/>
-        </w:rPr>
-        <w:t xml:space="preserve"> </w:t>
-      </w:r>
-      <w:r>
-        <w:rPr>
-          <w:b/>
-          <w:bCs/>
-        </w:rPr>
-        <w:t xml:space="preserve">잡이 실패한다.</w:t>
-      </w:r>
-      <w:r>
-        <w:t xml:space="preserve"> </w:t>
-      </w:r>
-      <w:r>
-        <w:t xml:space="preserve">마지막 성공(</w:t>
-      </w:r>
-      <w:r>
-        <w:rPr>
-          <w:rStyle w:val="VerbatimChar"/>
-        </w:rPr>
-        <w:t xml:space="preserve">7001390</w:t>
-      </w:r>
-      <w:r>
-        <w:t xml:space="preserve">, 2026-10-12) 뒤로 취소 2건을 빼면 6회(</w:t>
-      </w:r>
-      <w:r>
-        <w:rPr>
-          <w:rStyle w:val="VerbatimChar"/>
-        </w:rPr>
-        <w:t xml:space="preserve">3a9c15f</w:t>
-      </w:r>
-      <w:r>
-        <w:t xml:space="preserve">,</w:t>
-      </w:r>
-      <w:r>
-        <w:t xml:space="preserve"> </w:t>
-      </w:r>
-      <w:r>
-        <w:rPr>
-          <w:rStyle w:val="VerbatimChar"/>
-        </w:rPr>
-        <w:t xml:space="preserve">f54800b</w:t>
-      </w:r>
-      <w:r>
-        <w:t xml:space="preserve">,</w:t>
-      </w:r>
-      <w:r>
-        <w:t xml:space="preserve"> </w:t>
-      </w:r>
-      <w:r>
-        <w:rPr>
-          <w:rStyle w:val="VerbatimChar"/>
-        </w:rPr>
-        <w:t xml:space="preserve">e829940</w:t>
-      </w:r>
-      <w:r>
-        <w:t xml:space="preserve">,</w:t>
-      </w:r>
-      <w:r>
-        <w:t xml:space="preserve"> </w:t>
-      </w:r>
-      <w:r>
-        <w:rPr>
-          <w:rStyle w:val="VerbatimChar"/>
-        </w:rPr>
-        <w:t xml:space="preserve">0098f5b</w:t>
-      </w:r>
-      <w:r>
-        <w:t xml:space="preserve">,</w:t>
-      </w:r>
-      <w:r>
-        <w:t xml:space="preserve"> </w:t>
-      </w:r>
-      <w:r>
-        <w:rPr>
-          <w:rStyle w:val="VerbatimChar"/>
-        </w:rPr>
-        <w:t xml:space="preserve">ba1dd6c</w:t>
-      </w:r>
-      <w:r>
-        <w:t xml:space="preserve">,</w:t>
-      </w:r>
-      <w:r>
-        <w:t xml:space="preserve"> </w:t>
-      </w:r>
-      <w:r>
-        <w:rPr>
-          <w:rStyle w:val="VerbatimChar"/>
-        </w:rPr>
-        <w:t xml:space="preserve">4e37ab6</w:t>
-      </w:r>
-      <w:r>
-        <w:t xml:space="preserve">)</w:t>
-      </w:r>
-      <w:r>
-        <w:t xml:space="preserve"> </w:t>
-      </w:r>
-      <w:r>
-        <w:rPr>
-          <w:rStyle w:val="VerbatimChar"/>
-        </w:rPr>
-        <w:t xml:space="preserve">test</w:t>
-      </w:r>
-      <w:r>
-        <w:t xml:space="preserve"> </w:t>
-      </w:r>
-      <w:r>
-        <w:t xml:space="preserve">실행이 모두</w:t>
-      </w:r>
-      <w:r>
-        <w:t xml:space="preserve"> </w:t>
-      </w:r>
-      <w:r>
-        <w:rPr>
-          <w:rStyle w:val="VerbatimChar"/>
-        </w:rPr>
-        <w:t xml:space="preserve">docs</w:t>
-      </w:r>
-      <w:r>
-        <w:t xml:space="preserve"> </w:t>
-      </w:r>
-      <w:r>
-        <w:t xml:space="preserve">잡 실패로 끝났고 매번</w:t>
-      </w:r>
-      <w:r>
-        <w:t xml:space="preserve"> </w:t>
-      </w:r>
-      <w:r>
-        <w:rPr>
-          <w:rStyle w:val="VerbatimChar"/>
-        </w:rPr>
-        <w:t xml:space="preserve">build-push</w:t>
-      </w:r>
-      <w:r>
-        <w:t xml:space="preserve"> </w:t>
-      </w:r>
-      <w:r>
-        <w:t xml:space="preserve">가 건너뛰어졌다. 앞의 4회는 마크다운 린트가 주간보고(10월 1주)의 번호 목록 MD029 2건으로 실패해 링크 검사가 실행되지 않았고(</w:t>
-      </w:r>
-      <w:r>
-        <w:rPr>
-          <w:rStyle w:val="VerbatimChar"/>
-        </w:rPr>
-        <w:t xml:space="preserve">7bd0bb5</w:t>
-      </w:r>
-      <w:r>
-        <w:t xml:space="preserve"> </w:t>
-      </w:r>
-      <w:r>
-        <w:t xml:space="preserve">에서 고쳐졌다), 뒤의 2회(</w:t>
-      </w:r>
-      <w:r>
-        <w:rPr>
-          <w:rStyle w:val="VerbatimChar"/>
-        </w:rPr>
-        <w:t xml:space="preserve">ba1dd6c</w:t>
-      </w:r>
-      <w:r>
-        <w:t xml:space="preserve">,</w:t>
-      </w:r>
-      <w:r>
-        <w:t xml:space="preserve"> </w:t>
-      </w:r>
-      <w:r>
-        <w:rPr>
-          <w:rStyle w:val="VerbatimChar"/>
-        </w:rPr>
-        <w:t xml:space="preserve">4e37ab6</w:t>
-      </w:r>
-      <w:r>
-        <w:t xml:space="preserve">)는 린트를 통과했으나 문서 링크 검사가 깨진 링크 11건을 보고했다. 최신 실행(</w:t>
-      </w:r>
-      <w:r>
-        <w:rPr>
-          <w:rStyle w:val="VerbatimChar"/>
-        </w:rPr>
-        <w:t xml:space="preserve">4e37ab6</w:t>
-      </w:r>
-      <w:r>
-        <w:t xml:space="preserve">)은 린트 0 issues(541개 파일)·깨진 링크 11건이다.</w:t>
-      </w:r>
-      <w:r>
-        <w:t xml:space="preserve"> </w:t>
-      </w:r>
-      <w:r>
-        <w:rPr>
-          <w:rStyle w:val="VerbatimChar"/>
-        </w:rPr>
-        <w:t xml:space="preserve">3a9c15f</w:t>
-      </w:r>
-      <w:r>
-        <w:t xml:space="preserve"> </w:t>
-      </w:r>
-      <w:r>
-        <w:t xml:space="preserve">는 customer-web 이미지 빌드(Dockerfile 의</w:t>
-      </w:r>
-      <w:r>
-        <w:t xml:space="preserve"> </w:t>
-      </w:r>
-      <w:r>
-        <w:rPr>
-          <w:rStyle w:val="VerbatimChar"/>
-        </w:rPr>
-        <w:t xml:space="preserve">npm ci</w:t>
-      </w:r>
-      <w:r>
-        <w:t xml:space="preserve">)도 npm 네트워크 시간 초과(ETIMEDOUT)로 실패했고,</w:t>
-      </w:r>
-      <w:r>
-        <w:t xml:space="preserve"> </w:t>
-      </w:r>
-      <w:r>
-        <w:rPr>
-          <w:rStyle w:val="VerbatimChar"/>
-        </w:rPr>
-        <w:t xml:space="preserve">ba1dd6c</w:t>
-      </w:r>
-      <w:r>
-        <w:t xml:space="preserve"> </w:t>
-      </w:r>
-      <w:r>
-        <w:t xml:space="preserve">는 customer-web 잡(Dagger 안의</w:t>
-      </w:r>
-      <w:r>
-        <w:t xml:space="preserve"> </w:t>
-      </w:r>
-      <w:r>
-        <w:rPr>
-          <w:rStyle w:val="VerbatimChar"/>
-        </w:rPr>
-        <w:t xml:space="preserve">npm ci</w:t>
-      </w:r>
-      <w:r>
-        <w:t xml:space="preserve">)이 같은 ETIMEDOUT 로 실패했다(두 실패 모두 다음 실행에서 통과했고, 시간 초과의 근본 원인은 조사하지 않았다). 주간보고(10월 1주) 3건은 상대 경로 깊이가 틀렸고,</w:t>
-      </w:r>
-      <w:r>
-        <w:t xml:space="preserve"> </w:t>
-      </w:r>
-      <w:r>
-        <w:rPr>
-          <w:rStyle w:val="VerbatimChar"/>
-        </w:rPr>
-        <w:t xml:space="preserve">docs/03.운영/dev-stg/kubernetes-관리/2026-10-06-local-k8s-build-shared.md</w:t>
-      </w:r>
-      <w:r>
-        <w:t xml:space="preserve"> </w:t>
-      </w:r>
-      <w:r>
-        <w:t xml:space="preserve">의 8건은</w:t>
-      </w:r>
-      <w:r>
-        <w:t xml:space="preserve"> </w:t>
-      </w:r>
-      <w:r>
-        <w:rPr>
-          <w:rStyle w:val="VerbatimChar"/>
-        </w:rPr>
-        <w:t xml:space="preserve">gis-sass</w:t>
-      </w:r>
-      <w:r>
-        <w:t xml:space="preserve"> </w:t>
-      </w:r>
-      <w:r>
-        <w:t xml:space="preserve">에 없는</w:t>
-      </w:r>
-      <w:r>
-        <w:t xml:space="preserve"> </w:t>
-      </w:r>
-      <w:r>
-        <w:rPr>
-          <w:rStyle w:val="VerbatimChar"/>
-        </w:rPr>
-        <w:t xml:space="preserve">../architecture/</w:t>
-      </w:r>
-      <w:r>
-        <w:t xml:space="preserve">·</w:t>
-      </w:r>
-      <w:r>
-        <w:rPr>
-          <w:rStyle w:val="VerbatimChar"/>
-        </w:rPr>
-        <w:t xml:space="preserve">../operations/</w:t>
-      </w:r>
-      <w:r>
-        <w:t xml:space="preserve">·</w:t>
-      </w:r>
-      <w:r>
-        <w:rPr>
-          <w:rStyle w:val="VerbatimChar"/>
-        </w:rPr>
-        <w:t xml:space="preserve">../history/</w:t>
-      </w:r>
-      <w:r>
-        <w:t xml:space="preserve"> </w:t>
-      </w:r>
-      <w:r>
-        <w:t xml:space="preserve">경로를 가리킨다(원인은 추정). 이 작업에서는 고치지 않았다. 수정안은 별도 세션이</w:t>
-      </w:r>
-      <w:r>
-        <w:t xml:space="preserve"> </w:t>
-      </w:r>
-      <w:r>
-        <w:rPr>
-          <w:rStyle w:val="VerbatimChar"/>
-        </w:rPr>
-        <w:t xml:space="preserve">gis-sass</w:t>
-      </w:r>
-      <w:r>
-        <w:t xml:space="preserve"> </w:t>
-      </w:r>
-      <w:r>
-        <w:t xml:space="preserve">의 브랜치</w:t>
-      </w:r>
-      <w:r>
-        <w:t xml:space="preserve"> </w:t>
-      </w:r>
-      <w:r>
-        <w:rPr>
-          <w:rStyle w:val="VerbatimChar"/>
-        </w:rPr>
-        <w:t xml:space="preserve">docs/20261016/fix-broken-doc-links</w:t>
-      </w:r>
-      <w:r>
-        <w:t xml:space="preserve"> </w:t>
-      </w:r>
-      <w:r>
-        <w:t xml:space="preserve">에 만들었고, 2026-10-16 현재 미커밋 상태에서 링크 검사 broken 0·린트 0 issues 를 확인했다.</w:t>
-      </w:r>
-    </w:p>
-    <w:p>
-      <w:pPr>
-        <w:pStyle w:val="Compact"/>
-        <w:numPr>
-          <w:ilvl w:val="0"/>
-          <w:numId w:val="1008"/>
-        </w:numPr>
-      </w:pPr>
-      <w:r>
-        <w:rPr>
-          <w:b/>
-          <w:bCs/>
-        </w:rPr>
-        <w:t xml:space="preserve">설계서 9장 §9.2 판정표가 갱신되지 않았다.</w:t>
-      </w:r>
-      <w:r>
-        <w:t xml:space="preserve"> </w:t>
-      </w:r>
-      <w:r>
-        <w:t xml:space="preserve">v0.8(2026-10-14)은 충족 3·부분 6·미흡 5 그대로인데, 보완 Task T099·T101·T102·T103·T105 는 완료 상태다(검증은 2026-09-27, T099·T101 의 완료 판정은 2026-10-14). JSA-CM-CT-002 는 완료된 Task 를 반영해 작성했다.</w:t>
-      </w:r>
-    </w:p>
-    <w:p>
-      <w:pPr>
-        <w:pStyle w:val="Compact"/>
-        <w:numPr>
-          <w:ilvl w:val="0"/>
-          <w:numId w:val="1008"/>
-        </w:numPr>
-      </w:pPr>
-      <w:r>
-        <w:rPr>
-          <w:b/>
-          <w:bCs/>
-        </w:rPr>
-        <w:t xml:space="preserve">외부 소스 인증키 암호화 키(</w:t>
-      </w:r>
-      <w:r>
-        <w:rPr>
-          <w:rStyle w:val="VerbatimChar"/>
-          <w:b/>
-          <w:bCs/>
-        </w:rPr>
-        <w:t xml:space="preserve">MAP_SECRET_KEY</w:t>
-      </w:r>
-      <w:r>
-        <w:rPr>
-          <w:b/>
-          <w:bCs/>
-        </w:rPr>
-        <w:t xml:space="preserve">)를 chart 가 주입하지 않는다.</w:t>
-      </w:r>
-      <w:r>
-        <w:t xml:space="preserve"> </w:t>
-      </w:r>
-      <w:r>
-        <w:t xml:space="preserve">저장소 점검 결과</w:t>
-      </w:r>
-      <w:r>
-        <w:t xml:space="preserve"> </w:t>
-      </w:r>
-      <w:r>
-        <w:rPr>
-          <w:rStyle w:val="VerbatimChar"/>
-        </w:rPr>
-        <w:t xml:space="preserve">deploy/</w:t>
-      </w:r>
-      <w:r>
-        <w:t xml:space="preserve"> </w:t>
-      </w:r>
-      <w:r>
-        <w:t xml:space="preserve">에 이 변수가 없고 앱에는 개발용 고정 기본값이 있다. chart 로 배포하면 기본값이 쓰일 수 있다(클러스터 실측은 하지 않았다). 설계서 9장은 이 키를 다루지 않는다. JSA-PF-DS-002, JSA-PF-RL-002, JSA-CM-RL-002 에 반영했다.</w:t>
-      </w:r>
-    </w:p>
-    <w:p>
-      <w:pPr>
-        <w:pStyle w:val="Compact"/>
-        <w:numPr>
-          <w:ilvl w:val="0"/>
-          <w:numId w:val="1008"/>
-        </w:numPr>
-      </w:pPr>
-      <w:r>
-        <w:t xml:space="preserve">인증 쿠키의</w:t>
-      </w:r>
-      <w:r>
-        <w:t xml:space="preserve"> </w:t>
-      </w:r>
-      <w:r>
-        <w:rPr>
-          <w:rStyle w:val="VerbatimChar"/>
-        </w:rPr>
-        <w:t xml:space="preserve">Secure</w:t>
-      </w:r>
-      <w:r>
-        <w:t xml:space="preserve"> </w:t>
-      </w:r>
-      <w:r>
-        <w:t xml:space="preserve">속성은 chart 가 주입하지 않아 TLS 환경에서도 붙지 않는다(설계서 9장 #14). 보완 Task 는 발급되지 않았다.</w:t>
-      </w:r>
-    </w:p>
-    <w:p>
-      <w:pPr>
-        <w:pStyle w:val="Compact"/>
-        <w:numPr>
-          <w:ilvl w:val="0"/>
-          <w:numId w:val="1008"/>
-        </w:numPr>
-      </w:pPr>
-      <w:r>
-        <w:t xml:space="preserve">ADR 색인(</w:t>
-      </w:r>
-      <w:r>
-        <w:rPr>
-          <w:rStyle w:val="VerbatimChar"/>
-        </w:rPr>
-        <w:t xml:space="preserve">Index.md</w:t>
-      </w:r>
-      <w:r>
-        <w:t xml:space="preserve">)의 상태가 원문과 다르다. ADR-2026-09-08.01·2026-09-26.01·2026-09-26.02 를 "제안됨"으로 적었으나 원문은 수용·승인·승인이고, ADR-2026-09-01.02(승인)는 색인에 없다.</w:t>
-      </w:r>
-    </w:p>
-    <w:p>
-      <w:pPr>
-        <w:pStyle w:val="Compact"/>
-        <w:numPr>
-          <w:ilvl w:val="0"/>
-          <w:numId w:val="1008"/>
-        </w:numPr>
-      </w:pPr>
-      <w:r>
-        <w:rPr>
-          <w:rStyle w:val="VerbatimChar"/>
-        </w:rPr>
-        <w:t xml:space="preserve">values-dev.yaml</w:t>
-      </w:r>
-      <w:r>
-        <w:t xml:space="preserve"> </w:t>
-      </w:r>
-      <w:r>
-        <w:t xml:space="preserve">의 Ingress 클래스는</w:t>
-      </w:r>
-      <w:r>
-        <w:t xml:space="preserve"> </w:t>
-      </w:r>
-      <w:r>
-        <w:rPr>
-          <w:rStyle w:val="VerbatimChar"/>
-        </w:rPr>
-        <w:t xml:space="preserve">nginx</w:t>
-      </w:r>
-      <w:r>
-        <w:t xml:space="preserve"> </w:t>
-      </w:r>
-      <w:r>
-        <w:t xml:space="preserve">이고</w:t>
-      </w:r>
-      <w:r>
-        <w:t xml:space="preserve"> </w:t>
-      </w:r>
-      <w:r>
-        <w:rPr>
-          <w:rStyle w:val="VerbatimChar"/>
-        </w:rPr>
-        <w:t xml:space="preserve">dev0</w:t>
-      </w:r>
-      <w:r>
-        <w:t xml:space="preserve"> </w:t>
-      </w:r>
-      <w:r>
-        <w:t xml:space="preserve">클러스터의 Ingress 는 Cilium(</w:t>
-      </w:r>
-      <w:r>
-        <w:rPr>
-          <w:rStyle w:val="VerbatimChar"/>
-        </w:rPr>
-        <w:t xml:space="preserve">cilium</w:t>
-      </w:r>
-      <w:r>
-        <w:t xml:space="preserve">)이다. 또한 dev·prod values 는 대상 정보가 비어 있어 이 values 로는 렌더가 실패하도록 막아 두었다.</w:t>
-      </w:r>
-    </w:p>
-    <w:p>
-      <w:pPr>
-        <w:pStyle w:val="Compact"/>
-        <w:numPr>
-          <w:ilvl w:val="0"/>
-          <w:numId w:val="1008"/>
-        </w:numPr>
-      </w:pPr>
-      <w:r>
-        <w:t xml:space="preserve">설계서(3장 표, 6장 6.6)와</w:t>
-      </w:r>
-      <w:r>
-        <w:t xml:space="preserve"> </w:t>
-      </w:r>
-      <w:r>
-        <w:rPr>
-          <w:rStyle w:val="VerbatimChar"/>
-        </w:rPr>
-        <w:t xml:space="preserve">deploy/README.md</w:t>
-      </w:r>
-      <w:r>
-        <w:t xml:space="preserve"> </w:t>
-      </w:r>
-      <w:r>
-        <w:t xml:space="preserve">§7.4 의 '사내 k8s(보안 실습 클러스터) 물리 노드 1대, Multi-AZ 불성립' 행은</w:t>
-      </w:r>
-      <w:r>
-        <w:t xml:space="preserve"> </w:t>
-      </w:r>
-      <w:r>
-        <w:rPr>
-          <w:rStyle w:val="VerbatimChar"/>
-        </w:rPr>
-        <w:t xml:space="preserve">dev0</w:t>
-      </w:r>
-      <w:r>
-        <w:t xml:space="preserve"> </w:t>
-      </w:r>
-      <w:r>
-        <w:t xml:space="preserve">가 아니라 별도 Proxmox 호스트(</w:t>
-      </w:r>
-      <w:r>
-        <w:rPr>
-          <w:rStyle w:val="VerbatimChar"/>
-        </w:rPr>
-        <w:t xml:space="preserve">proxmox10</w:t>
-      </w:r>
-      <w:r>
-        <w:t xml:space="preserve">) 위 보안 실습 클러스터의 호스트 현황(2026-09-09)을 근거로 2026-09-16 에 판정한 것이다(그 클러스터의 구축 기록은 찾지 못했다). 설계서·chart 문서는</w:t>
-      </w:r>
-      <w:r>
-        <w:t xml:space="preserve"> </w:t>
-      </w:r>
-      <w:r>
-        <w:rPr>
-          <w:rStyle w:val="VerbatimChar"/>
-        </w:rPr>
-        <w:t xml:space="preserve">dev0</w:t>
-      </w:r>
-      <w:r>
-        <w:t xml:space="preserve">(2026-10-06 구축, 10-09~10 호스트 3대 확장)를 언급하지 않아</w:t>
-      </w:r>
-      <w:r>
-        <w:t xml:space="preserve"> </w:t>
-      </w:r>
-      <w:r>
-        <w:rPr>
-          <w:rStyle w:val="VerbatimChar"/>
-        </w:rPr>
-        <w:t xml:space="preserve">dev0</w:t>
-      </w:r>
-      <w:r>
-        <w:t xml:space="preserve"> </w:t>
-      </w:r>
-      <w:r>
-        <w:t xml:space="preserve">의 Multi-AZ 판정이 없고 노드 zone 라벨 실측 기록도 없다</w:t>
-      </w:r>
-      <w:r>
-        <w:t xml:space="preserve"> </w:t>
-      </w:r>
-      <w:r>
-        <w:t xml:space="preserve">확인 필요</w:t>
-      </w:r>
-      <w:r>
-        <w:t xml:space="preserve">(</w:t>
-      </w:r>
-      <w:r>
-        <w:rPr>
-          <w:rStyle w:val="VerbatimChar"/>
-        </w:rPr>
-        <w:t xml:space="preserve">kubectl get nodes -L topology.kubernetes.io/zone</w:t>
-      </w:r>
-      <w:r>
-        <w:t xml:space="preserve">).</w:t>
-      </w:r>
-    </w:p>
-    <w:p>
-      <w:pPr>
-        <w:pStyle w:val="Compact"/>
-        <w:numPr>
-          <w:ilvl w:val="0"/>
-          <w:numId w:val="1008"/>
-        </w:numPr>
-      </w:pPr>
-      <w:r>
-        <w:t xml:space="preserve">저장소에는 PR 템플릿 파일이 없고 자동 포맷터·정적분석이 설정되어 있지 않다. 브랜치 보호는 조직 플랜 제약으로 쓸 수 없는데, v0.1.0 릴리스 노트는 "1 approval" 보호를 적고 있다(JSA-PF-RL-004 에서 정정했다). 그래서 PR 경유·CI 통과 뒤 병합 같은 규칙이 시스템으로 강제되지 않고,</w:t>
-      </w:r>
-      <w:r>
-        <w:t xml:space="preserve"> </w:t>
-      </w:r>
-      <w:r>
-        <w:rPr>
-          <w:rStyle w:val="VerbatimChar"/>
-        </w:rPr>
-        <w:t xml:space="preserve">develop</w:t>
-      </w:r>
-      <w:r>
-        <w:t xml:space="preserve">·</w:t>
-      </w:r>
-      <w:r>
-        <w:rPr>
-          <w:rStyle w:val="VerbatimChar"/>
-        </w:rPr>
-        <w:t xml:space="preserve">main</w:t>
-      </w:r>
-      <w:r>
-        <w:t xml:space="preserve"> </w:t>
-      </w:r>
-      <w:r>
-        <w:t xml:space="preserve">모두 PR 없이 들어온 커밋이 있다(</w:t>
-      </w:r>
-      <w:r>
-        <w:rPr>
-          <w:rStyle w:val="VerbatimChar"/>
-        </w:rPr>
-        <w:t xml:space="preserve">main</w:t>
-      </w:r>
-      <w:r>
-        <w:t xml:space="preserve"> </w:t>
-      </w:r>
-      <w:r>
-        <w:t xml:space="preserve">은 v0.1.0 보다 56커밋 앞서 있고 그 뒤 first-parent 28건이 모두 PR 병합이 아니다, JSA-PF-ST-002 1절·5절). 코드 명명 규칙(변수</w:t>
-      </w:r>
-      <w:r>
-        <w:t xml:space="preserve"> </w:t>
-      </w:r>
-      <w:r>
-        <w:rPr>
-          <w:rStyle w:val="VerbatimChar"/>
-        </w:rPr>
-        <w:t xml:space="preserve">snake_case</w:t>
-      </w:r>
-      <w:r>
-        <w:t xml:space="preserve">)도 현재 코드와 다르다(JSA-PF-ST-001 2절).</w:t>
-      </w:r>
-    </w:p>
-    <w:p>
-      <w:pPr>
-        <w:pStyle w:val="Compact"/>
-        <w:numPr>
-          <w:ilvl w:val="0"/>
-          <w:numId w:val="1008"/>
-        </w:numPr>
-      </w:pPr>
-      <w:r>
-        <w:t xml:space="preserve">customer e2e 는 기준 커밋에서 19건이다(2026-10-13 기록은 18건 중 17건 통과였고, 10-16 에 T111 시나리오 1건이</w:t>
-      </w:r>
-      <w:r>
-        <w:t xml:space="preserve"> </w:t>
-      </w:r>
-      <w:r>
-        <w:rPr>
-          <w:rStyle w:val="VerbatimChar"/>
-        </w:rPr>
-        <w:t xml:space="preserve">develop</w:t>
-      </w:r>
-      <w:r>
-        <w:t xml:space="preserve"> </w:t>
-      </w:r>
-      <w:r>
-        <w:t xml:space="preserve">에 추가됐다. 이번에 재실행하지 않았다). 그중 '레이어를 끄면 새로고침해도 꺼진 상태가 유지된다' 1건이 간헐적으로 실패한다(T090 수정 뒤 기록에 남은 것은 09-27, 10-13, 10-14 연속 3회 중 1회). 체크 해제의 저장 요청이 끝나기 전에 reload 하는 경합으로 보이나 10-14 실패는 원인 조사를 하지 않았고, e2e 는 CI 에 없다. Gradle 의존성 취약점 점검은 CI 에 없다(점검 잡 도입 PR #20 이 NVD 키 미등록으로 병합 없이 닫혔고 T086 은 blocked 이며, 실제 NVD 스캔은 한 번도 돌지 않았다).</w:t>
-      </w:r>
-    </w:p>
-    <w:p>
-      <w:pPr>
-        <w:pStyle w:val="Compact"/>
-        <w:numPr>
-          <w:ilvl w:val="0"/>
-          <w:numId w:val="1008"/>
-        </w:numPr>
-      </w:pPr>
-      <w:r>
-        <w:rPr>
-          <w:b/>
-          <w:bCs/>
-        </w:rPr>
-        <w:t xml:space="preserve">v0.1.0 태그의 chart 는</w:t>
-      </w:r>
-      <w:r>
-        <w:rPr>
-          <w:b/>
-          <w:bCs/>
-        </w:rPr>
-        <w:t xml:space="preserve"> </w:t>
-      </w:r>
-      <w:r>
-        <w:rPr>
-          <w:rStyle w:val="VerbatimChar"/>
-          <w:b/>
-          <w:bCs/>
-        </w:rPr>
-        <w:t xml:space="preserve">develop</w:t>
-      </w:r>
-      <w:r>
-        <w:rPr>
-          <w:b/>
-          <w:bCs/>
-        </w:rPr>
-        <w:t xml:space="preserve"> </w:t>
-      </w:r>
-      <w:r>
-        <w:rPr>
-          <w:b/>
-          <w:bCs/>
-        </w:rPr>
-        <w:t xml:space="preserve">과 다르다.</w:t>
-      </w:r>
-      <w:r>
-        <w:t xml:space="preserve"> </w:t>
-      </w:r>
-      <w:r>
-        <w:t xml:space="preserve">마이그레이션 Job 이름이 고정이고 인자가 없어 시드가 항상 실행되며, 이미지만 바꾼 업그레이드가 Job 불변 필드로 실패할 것으로 보이고(재현하지는 않았다), 스키마가 앞선 상태에서 롤백하면 파드가</w:t>
-      </w:r>
-      <w:r>
-        <w:t xml:space="preserve"> </w:t>
-      </w:r>
-      <w:r>
-        <w:rPr>
-          <w:rStyle w:val="VerbatimChar"/>
-        </w:rPr>
-        <w:t xml:space="preserve">Init</w:t>
-      </w:r>
-      <w:r>
-        <w:t xml:space="preserve"> </w:t>
-      </w:r>
-      <w:r>
-        <w:t xml:space="preserve">에서 멈춘다. 이를 고친 T105(2026-09-27 KST 병합)는 아직 릴리스되지 않았다. 배포 런북·롤백 계획·릴리스 노트는</w:t>
-      </w:r>
-      <w:r>
-        <w:t xml:space="preserve"> </w:t>
-      </w:r>
-      <w:r>
-        <w:rPr>
-          <w:rStyle w:val="VerbatimChar"/>
-        </w:rPr>
-        <w:t xml:space="preserve">develop</w:t>
-      </w:r>
-      <w:r>
-        <w:t xml:space="preserve"> </w:t>
-      </w:r>
-      <w:r>
-        <w:t xml:space="preserve">기준으로 쓰고 이 차이를 밝혔다(JSA-PF-RL-002 1절, JSA-PF-RL-004). 현재 chart 의 클러스터 설치·업그레이드·롤백은 실행한 기록이 없다(T089).</w:t>
-      </w:r>
-    </w:p>
-    <w:p>
-      <w:pPr>
-        <w:pStyle w:val="Compact"/>
-        <w:numPr>
-          <w:ilvl w:val="0"/>
-          <w:numId w:val="1008"/>
-        </w:numPr>
-      </w:pPr>
-      <w:r>
-        <w:rPr>
-          <w:b/>
-          <w:bCs/>
-        </w:rPr>
-        <w:t xml:space="preserve">배포 후 검증 중 로그인 왕복·smoke 3종·제품 간 격리는 시드 계정을 전제로 한다.</w:t>
-      </w:r>
-      <w:r>
-        <w:t xml:space="preserve"> </w:t>
-      </w:r>
-      <w:r>
-        <w:t xml:space="preserve">시드는 로컬 k3s 에서만 켜고 사내 개발·운영에서는 끄는 것이 규칙인데, 시드를 끈 DB 에서 첫 관리자 계정을 만드는 절차가 없다(T105 남은 일). 그래서 사내 개발·운영에서는 현재 절차로 이 검증을 할 수 없다(JSA-PF-RL-002 4절).</w:t>
-      </w:r>
-    </w:p>
-    <w:p>
-      <w:pPr>
-        <w:pStyle w:val="Compact"/>
-        <w:numPr>
-          <w:ilvl w:val="0"/>
-          <w:numId w:val="1008"/>
-        </w:numPr>
-      </w:pPr>
-      <w:r>
-        <w:t xml:space="preserve">JWT 서명키 무중단 회전(</w:t>
-      </w:r>
-      <w:r>
-        <w:rPr>
-          <w:rStyle w:val="VerbatimChar"/>
-        </w:rPr>
-        <w:t xml:space="preserve">kid</w:t>
-      </w:r>
-      <w:r>
-        <w:t xml:space="preserve">·구 키 목록)은 앱이 지원하지만 chart 가 활성 키 한 값만 주입해(T088 todo) chart 로는 3단계 회전을 할 수 없다. 지금 가능한 것은 활성 키 교체뿐이다(JSA-PF-RL-003 4절).</w:t>
-      </w:r>
-    </w:p>
-    <w:p>
-      <w:pPr>
-        <w:pStyle w:val="Heading2"/>
-      </w:pPr>
-      <w:r>
-        <w:t xml:space="preserve">6. 작성 기준</w:t>
-      </w:r>
-    </w:p>
-    <w:p>
-      <w:pPr>
-        <w:pStyle w:val="Compact"/>
-        <w:numPr>
-          <w:ilvl w:val="0"/>
-          <w:numId w:val="1009"/>
-        </w:numPr>
-      </w:pPr>
-      <w:r>
-        <w:t xml:space="preserve">기준일은 2026-10-16이다. 값과 상태는 그날 저장소와 작업 기록에서 확인한 것이다.</w:t>
-      </w:r>
-    </w:p>
-    <w:p>
-      <w:pPr>
-        <w:pStyle w:val="Compact"/>
-        <w:numPr>
-          <w:ilvl w:val="0"/>
-          <w:numId w:val="1009"/>
-        </w:numPr>
-      </w:pPr>
-      <w:r>
-        <w:t xml:space="preserve">비밀값·내부 IP·개인 연락처는 넣지 않았다. 위치만 적었다.</w:t>
-      </w:r>
-    </w:p>
-    <w:p>
-      <w:pPr>
-        <w:pStyle w:val="Compact"/>
-        <w:numPr>
-          <w:ilvl w:val="0"/>
-          <w:numId w:val="1009"/>
-        </w:numPr>
-      </w:pPr>
-      <w:r>
-        <w:t xml:space="preserve">승인된 설계(모듈러 모놀리식 + 선택적 분해, ADR-2026-08-26.01)와</w:t>
-      </w:r>
-      <w:r>
-        <w:t xml:space="preserve"> </w:t>
-      </w:r>
-      <w:r>
-        <w:rPr>
-          <w:rStyle w:val="VerbatimChar"/>
-        </w:rPr>
-        <w:t xml:space="preserve">dev0</w:t>
-      </w:r>
-      <w:r>
-        <w:t xml:space="preserve"> </w:t>
-      </w:r>
-      <w:r>
-        <w:t xml:space="preserve">구성은 사실로 적었다. 프로토타입은 데이터 표시 모듈과 데이터 표현 방식의 참조 기준 자료로 인용했고, 결합 방식은 미결정으로 표시했다.</w:t>
-      </w:r>
-    </w:p>
-    <w:p>
-      <w:pPr>
-        <w:pStyle w:val="Compact"/>
-        <w:numPr>
-          <w:ilvl w:val="0"/>
-          <w:numId w:val="1009"/>
-        </w:numPr>
-      </w:pPr>
-      <w:r>
-        <w:t xml:space="preserve">각 양식의 작성 안내와 예시 행은 지우고 문서번호·파일 이름 규칙은 유지했다. 양식의 제목·표 머리글·시트 구성은 JSA-PF-DS-004 를 뺀 20종에서 유지하고 필요한 소제목·근거 자료를 덧붙였다. JSA-PF-DS-004(ADR)는 양식이 결정 1건당 문서 1개인데, ADR 25건 현황표(1절)와 결정 변경 이력(2절)을 앞에 두고 양식의 맥락·결정·검토한 대안·결과는 대표 결정 2건과 결정 대기 1건(3.1~3.3) 안에 굵은 글씨 항목으로 옮겼다.</w:t>
-      </w:r>
-    </w:p>
-    <w:p>
-      <w:pPr>
-        <w:pStyle w:val="Compact"/>
-        <w:numPr>
-          <w:ilvl w:val="0"/>
-          <w:numId w:val="1009"/>
-        </w:numPr>
-      </w:pPr>
-      <w:r>
-        <w:t xml:space="preserve">판정이 필요한 곳은 증거가 있는 만큼만 판정했다. 증거가 없으면 충족으로 적지 않았다.</w:t>
-      </w:r>
-    </w:p>
-    <w:p>
-      <w:pPr>
-        <w:pStyle w:val="Heading2"/>
-      </w:pPr>
-      <w:r>
-        <w:t xml:space="preserve">7. 검증</w:t>
-      </w:r>
-    </w:p>
-    <w:p>
-      <w:pPr>
-        <w:pStyle w:val="Compact"/>
-        <w:numPr>
-          <w:ilvl w:val="0"/>
-          <w:numId w:val="1010"/>
-        </w:numPr>
-      </w:pPr>
-      <w:r>
-        <w:t xml:space="preserve">Word·Excel: XML 구조와 ISO/IEC 29500 스키마 검증을 통과했고 자리표시자·작성 안내가 남아 있지 않다. 서식은 macOS 미리보기로 확인했다. 작성 중에는 Microsoft Office 로 열어 보지 않았고, Office 에서 연 결과(서식·열림 오류)를 확인한 기록은 없다. 제출 전에 Word·Excel 로 열어 확인한다.</w:t>
-      </w:r>
-    </w:p>
-    <w:p>
-      <w:pPr>
-        <w:pStyle w:val="Compact"/>
-        <w:numPr>
-          <w:ilvl w:val="0"/>
-          <w:numId w:val="1010"/>
-        </w:numPr>
-      </w:pPr>
-      <w:r>
-        <w:t xml:space="preserve">Markdown: 저장소 루트</w:t>
-      </w:r>
-      <w:r>
-        <w:t xml:space="preserve"> </w:t>
-      </w:r>
-      <w:r>
-        <w:rPr>
-          <w:rStyle w:val="VerbatimChar"/>
-        </w:rPr>
-        <w:t xml:space="preserve">.markdownlint-cli2.jsonc</w:t>
-      </w:r>
-      <w:r>
-        <w:t xml:space="preserve"> </w:t>
-      </w:r>
-      <w:r>
-        <w:t xml:space="preserve">규칙으로 린트했다.</w:t>
-      </w:r>
-    </w:p>
-    <w:p>
-      <w:pPr>
-        <w:pStyle w:val="Compact"/>
-        <w:numPr>
-          <w:ilvl w:val="0"/>
-          <w:numId w:val="1010"/>
-        </w:numPr>
-      </w:pPr>
-      <w:r>
-        <w:t xml:space="preserve">인용한 수치와 판정은 원문을 다시 대조했으나, 테스트·배포·클러스터 동작은 이번에 재수행하지 않았다.</w:t>
-      </w:r>
-    </w:p>
-    <w:p>
-      <w:pPr>
-        <w:pStyle w:val="Compact"/>
-        <w:numPr>
-          <w:ilvl w:val="0"/>
-          <w:numId w:val="1010"/>
-        </w:numPr>
-      </w:pPr>
-      <w:r>
-        <w:t xml:space="preserve">작성 뒤 독립 검증을 했다. 산출물 21종과 이 README 의 사실 주장 3,180건을 저장소·GitHub·CI 기록과 다시 대조해 197건이 지적됐고(모순 27·불일치 65·과장 71·근거 없음 19·낡음 15), 반박 검토를 거쳐 확정된 것을 문서에 반영했다. 고친 문장을 다시 대조하는 2차 검증(4,323건 대조)에서 68건이 지적돼(확정 62·모호 3·반박 3) 같은 방식으로 반영했다. 2차에서 새로 쓴 문장 99개를 한 번 더 대조한 3차 검증(1,310건 대조)에서는 19건이 지적돼(확정 16·모호 2·반박 검토 1건은 직접 확인) 반영했다. 사용량 한도로 중단됐던 반박 검토를 다시 돌려 고친 문장을 재확인했고(확정 14·모호 1·이미 반영돼 해소 4), 거기서 나온 문구 다듬기 4건을 더 반영했다. 주된 유형은 날짜·범위 단서 없는 서술(예:</w:t>
-      </w:r>
-      <w:r>
-        <w:t xml:space="preserve"> </w:t>
-      </w:r>
-      <w:r>
-        <w:rPr>
-          <w:rStyle w:val="VerbatimChar"/>
-        </w:rPr>
-        <w:t xml:space="preserve">v0.1.0</w:t>
-      </w:r>
-      <w:r>
-        <w:t xml:space="preserve"> </w:t>
-      </w:r>
-      <w:r>
-        <w:t xml:space="preserve">과</w:t>
-      </w:r>
-      <w:r>
-        <w:t xml:space="preserve"> </w:t>
-      </w:r>
-      <w:r>
-        <w:rPr>
-          <w:rStyle w:val="VerbatimChar"/>
-        </w:rPr>
-        <w:t xml:space="preserve">develop</w:t>
-      </w:r>
-      <w:r>
-        <w:t xml:space="preserve"> </w:t>
-      </w:r>
-      <w:r>
-        <w:t xml:space="preserve">의 차이, 시드 환경 한정, 측정 시점)이었다. 반영 내역은</w:t>
+        <w:t xml:space="preserve">작성 뒤 산출물 21종과 이 README 의 사실 주장을 저장소·GitHub·CI 기록과 대조하는 독립 검증을 여러 차례 했고, 확정된 지적을 문서에 반영했다. 반영 내역은</w:t>
       </w:r>
       <w:r>
         <w:t xml:space="preserve"> </w:t>
@@ -3703,45 +2330,6 @@
       </w:r>
       <w:r>
         <w:t xml:space="preserve">의 작업 기록에 있다.</w:t>
-      </w:r>
-    </w:p>
-    <w:p>
-      <w:pPr>
-        <w:pStyle w:val="Compact"/>
-        <w:numPr>
-          <w:ilvl w:val="0"/>
-          <w:numId w:val="1010"/>
-        </w:numPr>
-      </w:pPr>
-      <w:r>
-        <w:t xml:space="preserve">검증으로도 확인하지 못한 것: GHCR 이미지 게시 여부와 패키지 공개 여부(gh 토큰에</w:t>
-      </w:r>
-      <w:r>
-        <w:t xml:space="preserve"> </w:t>
-      </w:r>
-      <w:r>
-        <w:rPr>
-          <w:rStyle w:val="VerbatimChar"/>
-        </w:rPr>
-        <w:t xml:space="preserve">read:packages</w:t>
-      </w:r>
-      <w:r>
-        <w:t xml:space="preserve"> </w:t>
-      </w:r>
-      <w:r>
-        <w:t xml:space="preserve">권한 없음), NCP 콘솔·타 기관·발주처 쪽 사실(공공 콘솔 실측 5건, 하등급 분류, 질의 발송 여부), 클러스터 실동작(</w:t>
-      </w:r>
-      <w:r>
-        <w:rPr>
-          <w:rStyle w:val="VerbatimChar"/>
-        </w:rPr>
-        <w:t xml:space="preserve">dev0</w:t>
-      </w:r>
-      <w:r>
-        <w:t xml:space="preserve"> </w:t>
-      </w:r>
-      <w:r>
-        <w:t xml:space="preserve">의 현재 상태, Cilium 에서의 NetworkPolicy·프로브 동작), 조직 결정(담당자·승인자).</w:t>
       </w:r>
     </w:p>
     <w:sectPr>
@@ -3957,91 +2545,6 @@
       </w:rPr>
     </w:lvl>
   </w:abstractNum>
-  <w:abstractNum w:abstractNumId="99411">
-    <w:nsid w:val="00A99411"/>
-    <w:multiLevelType w:val="multilevel"/>
-    <w:lvl w:ilvl="0">
-      <w:start w:val="1"/>
-      <w:numFmt w:val="decimal"/>
-      <w:lvlText w:val="%1."/>
-      <w:lvlJc w:val="left"/>
-      <w:pPr>
-        <w:ind w:left="720" w:hanging="360"/>
-      </w:pPr>
-    </w:lvl>
-    <w:lvl w:ilvl="1">
-      <w:start w:val="1"/>
-      <w:numFmt w:val="decimal"/>
-      <w:lvlText w:val="%2."/>
-      <w:lvlJc w:val="left"/>
-      <w:pPr>
-        <w:ind w:left="1440" w:hanging="360"/>
-      </w:pPr>
-    </w:lvl>
-    <w:lvl w:ilvl="2">
-      <w:start w:val="1"/>
-      <w:numFmt w:val="decimal"/>
-      <w:lvlText w:val="%3."/>
-      <w:lvlJc w:val="left"/>
-      <w:pPr>
-        <w:ind w:left="2160" w:hanging="360"/>
-      </w:pPr>
-    </w:lvl>
-    <w:lvl w:ilvl="3">
-      <w:start w:val="1"/>
-      <w:numFmt w:val="decimal"/>
-      <w:lvlText w:val="%4."/>
-      <w:lvlJc w:val="left"/>
-      <w:pPr>
-        <w:ind w:left="2880" w:hanging="360"/>
-      </w:pPr>
-    </w:lvl>
-    <w:lvl w:ilvl="4">
-      <w:start w:val="1"/>
-      <w:numFmt w:val="decimal"/>
-      <w:lvlText w:val="%5."/>
-      <w:lvlJc w:val="left"/>
-      <w:pPr>
-        <w:ind w:left="3600" w:hanging="360"/>
-      </w:pPr>
-    </w:lvl>
-    <w:lvl w:ilvl="5">
-      <w:start w:val="1"/>
-      <w:numFmt w:val="decimal"/>
-      <w:lvlText w:val="%6."/>
-      <w:lvlJc w:val="left"/>
-      <w:pPr>
-        <w:ind w:left="4320" w:hanging="360"/>
-      </w:pPr>
-    </w:lvl>
-    <w:lvl w:ilvl="6">
-      <w:start w:val="1"/>
-      <w:numFmt w:val="decimal"/>
-      <w:lvlText w:val="%7."/>
-      <w:lvlJc w:val="left"/>
-      <w:pPr>
-        <w:ind w:left="5040" w:hanging="360"/>
-      </w:pPr>
-    </w:lvl>
-    <w:lvl w:ilvl="7">
-      <w:start w:val="1"/>
-      <w:numFmt w:val="decimal"/>
-      <w:lvlText w:val="%8."/>
-      <w:lvlJc w:val="left"/>
-      <w:pPr>
-        <w:ind w:left="5760" w:hanging="360"/>
-      </w:pPr>
-    </w:lvl>
-    <w:lvl w:ilvl="8">
-      <w:start w:val="1"/>
-      <w:numFmt w:val="decimal"/>
-      <w:lvlText w:val="%9."/>
-      <w:lvlJc w:val="left"/>
-      <w:pPr>
-        <w:ind w:left="6480" w:hanging="360"/>
-      </w:pPr>
-    </w:lvl>
-  </w:abstractNum>
   <w:num w:numId="1000">
     <w:abstractNumId w:val="990"/>
   </w:num>
@@ -4058,48 +2561,6 @@
     <w:abstractNumId w:val="991"/>
   </w:num>
   <w:num w:numId="1005">
-    <w:abstractNumId w:val="991"/>
-  </w:num>
-  <w:num w:numId="1006">
-    <w:abstractNumId w:val="991"/>
-  </w:num>
-  <w:num w:numId="1007">
-    <w:abstractNumId w:val="991"/>
-  </w:num>
-  <w:num w:numId="1008">
-    <w:abstractNumId w:val="99411"/>
-    <w:lvlOverride w:ilvl="0">
-      <w:startOverride w:val="1"/>
-    </w:lvlOverride>
-    <w:lvlOverride w:ilvl="1">
-      <w:startOverride w:val="1"/>
-    </w:lvlOverride>
-    <w:lvlOverride w:ilvl="2">
-      <w:startOverride w:val="1"/>
-    </w:lvlOverride>
-    <w:lvlOverride w:ilvl="3">
-      <w:startOverride w:val="1"/>
-    </w:lvlOverride>
-    <w:lvlOverride w:ilvl="4">
-      <w:startOverride w:val="1"/>
-    </w:lvlOverride>
-    <w:lvlOverride w:ilvl="5">
-      <w:startOverride w:val="1"/>
-    </w:lvlOverride>
-    <w:lvlOverride w:ilvl="6">
-      <w:startOverride w:val="1"/>
-    </w:lvlOverride>
-    <w:lvlOverride w:ilvl="7">
-      <w:startOverride w:val="1"/>
-    </w:lvlOverride>
-    <w:lvlOverride w:ilvl="8">
-      <w:startOverride w:val="1"/>
-    </w:lvlOverride>
-  </w:num>
-  <w:num w:numId="1009">
-    <w:abstractNumId w:val="991"/>
-  </w:num>
-  <w:num w:numId="1010">
     <w:abstractNumId w:val="991"/>
   </w:num>
 </w:numbering>
